--- a/analysis/result_first_round.docx
+++ b/analysis/result_first_round.docx
@@ -9,6 +9,7 @@
           <w:lang w:eastAsia="zh-CN"/>
         </w:rPr>
       </w:pPr>
+      <w:bookmarkStart w:id="0" w:name="OLE_LINK3"/>
       <w:r>
         <w:rPr>
           <w:rFonts w:hint="eastAsia"/>
@@ -174,23 +175,28 @@
           <w:rFonts w:hint="eastAsia"/>
           <w:lang w:eastAsia="zh-CN"/>
         </w:rPr>
-        <w:t>而本人是这些动作导致的症状的承受</w:t>
-      </w:r>
-      <w:proofErr w:type="gramStart"/>
-      <w:r>
-        <w:rPr>
-          <w:rFonts w:hint="eastAsia"/>
-          <w:lang w:eastAsia="zh-CN"/>
-        </w:rPr>
-        <w:t>者但是</w:t>
-      </w:r>
-      <w:proofErr w:type="gramEnd"/>
-      <w:r>
-        <w:rPr>
-          <w:rFonts w:hint="eastAsia"/>
-          <w:lang w:eastAsia="zh-CN"/>
-        </w:rPr>
-        <w:t>在搜寻信息这个动作上</w:t>
+        <w:t>而本人是这些动作导致的症状的承受者</w:t>
+      </w:r>
+      <w:r>
+        <w:rPr>
+          <w:rFonts w:hint="eastAsia"/>
+          <w:lang w:eastAsia="zh-CN"/>
+        </w:rPr>
+        <w:t>，</w:t>
+      </w:r>
+      <w:r>
+        <w:rPr>
+          <w:rFonts w:hint="eastAsia"/>
+          <w:lang w:eastAsia="zh-CN"/>
+        </w:rPr>
+        <w:t>但是在搜寻信息这个动作上</w:t>
+      </w:r>
+      <w:r>
+        <w:rPr>
+          <w:rFonts w:hint="eastAsia"/>
+          <w:lang w:eastAsia="zh-CN"/>
+        </w:rPr>
+        <w:t>又是动作的实施者</w:t>
       </w:r>
     </w:p>
     <w:p>
@@ -486,7 +492,6 @@
     <w:p>
       <w:pPr>
         <w:rPr>
-          <w:rFonts w:hint="eastAsia"/>
           <w:lang w:eastAsia="zh-CN"/>
         </w:rPr>
       </w:pPr>
@@ -530,7 +535,6 @@
       <w:pPr>
         <w:rPr>
           <w:rStyle w:val="a7"/>
-          <w:rFonts w:hint="eastAsia"/>
           <w:lang w:eastAsia="zh-CN"/>
         </w:rPr>
       </w:pPr>
@@ -650,6 +654,7 @@
           <w:i w:val="0"/>
           <w:iCs w:val="0"/>
           <w:color w:val="BF4E14" w:themeColor="accent2" w:themeShade="BF"/>
+          <w:lang w:eastAsia="zh-CN"/>
         </w:rPr>
         <w:t xml:space="preserve">3. </w:t>
       </w:r>
@@ -888,7 +893,6 @@
     <w:p>
       <w:pPr>
         <w:rPr>
-          <w:rFonts w:hint="eastAsia"/>
           <w:lang w:eastAsia="zh-CN"/>
         </w:rPr>
       </w:pPr>
@@ -926,7 +930,6 @@
       <w:pPr>
         <w:pStyle w:val="2"/>
         <w:rPr>
-          <w:rFonts w:hint="eastAsia"/>
           <w:lang w:eastAsia="zh-CN"/>
         </w:rPr>
       </w:pPr>
@@ -967,6 +970,13 @@
     </w:p>
     <w:p>
       <w:pPr>
+        <w:rPr>
+          <w:lang w:eastAsia="zh-CN"/>
+        </w:rPr>
+      </w:pPr>
+    </w:p>
+    <w:p>
+      <w:pPr>
         <w:pStyle w:val="3"/>
         <w:rPr>
           <w:lang w:eastAsia="zh-CN"/>
@@ -990,6 +1000,7 @@
     <w:p>
       <w:pPr>
         <w:rPr>
+          <w:rFonts w:hint="eastAsia"/>
           <w:lang w:eastAsia="zh-CN"/>
         </w:rPr>
       </w:pPr>
@@ -1000,82 +1011,9 @@
         </w:rPr>
         <w:t>这个求助情形和上面的区别在于：</w:t>
       </w:r>
-    </w:p>
-    <w:p>
-      <w:pPr>
-        <w:rPr>
-          <w:b/>
-          <w:bCs/>
-          <w:lang w:eastAsia="zh-CN"/>
-        </w:rPr>
-      </w:pPr>
-      <w:r>
-        <w:rPr>
-          <w:rFonts w:hint="eastAsia"/>
-          <w:b/>
-          <w:bCs/>
-          <w:lang w:eastAsia="zh-CN"/>
-        </w:rPr>
-        <w:t xml:space="preserve">1.1 </w:t>
-      </w:r>
-      <w:r>
-        <w:rPr>
-          <w:rFonts w:hint="eastAsia"/>
-          <w:b/>
-          <w:bCs/>
-          <w:lang w:eastAsia="zh-CN"/>
-        </w:rPr>
-        <w:t>搜索（</w:t>
-      </w:r>
-      <w:r>
-        <w:rPr>
-          <w:b/>
-          <w:bCs/>
-          <w:lang w:eastAsia="zh-CN"/>
-        </w:rPr>
-        <w:t>reassurance</w:t>
-      </w:r>
-      <w:r>
-        <w:rPr>
-          <w:rFonts w:hint="eastAsia"/>
-          <w:b/>
-          <w:bCs/>
-          <w:lang w:eastAsia="zh-CN"/>
-        </w:rPr>
-        <w:t>）行为本身也被构建为不可抗拒的冲动，而不是主动的选择</w:t>
-      </w:r>
-    </w:p>
-    <w:p>
-      <w:pPr>
-        <w:rPr>
-          <w:b/>
-          <w:bCs/>
-          <w:lang w:eastAsia="zh-CN"/>
-        </w:rPr>
-      </w:pPr>
-      <w:r>
-        <w:rPr>
-          <w:rFonts w:hint="eastAsia"/>
-          <w:b/>
-          <w:bCs/>
-          <w:lang w:eastAsia="zh-CN"/>
-        </w:rPr>
-        <w:t xml:space="preserve">1.2 </w:t>
-      </w:r>
-      <w:r>
-        <w:rPr>
-          <w:rFonts w:hint="eastAsia"/>
-          <w:b/>
-          <w:bCs/>
-          <w:lang w:eastAsia="zh-CN"/>
-        </w:rPr>
-        <w:t>不论帖子的发布者对</w:t>
-      </w:r>
-      <w:r>
-        <w:rPr>
-          <w:rFonts w:hint="eastAsia"/>
-          <w:b/>
-          <w:bCs/>
+      <w:r>
+        <w:rPr>
+          <w:rFonts w:hint="eastAsia"/>
           <w:lang w:eastAsia="zh-CN"/>
         </w:rPr>
         <w:t>AI</w:t>
@@ -1083,17 +1021,27 @@
       <w:r>
         <w:rPr>
           <w:rFonts w:hint="eastAsia"/>
-          <w:b/>
-          <w:bCs/>
-          <w:lang w:eastAsia="zh-CN"/>
-        </w:rPr>
-        <w:t>的态度是正面还是负面，提及</w:t>
-      </w:r>
-      <w:r>
-        <w:rPr>
-          <w:rFonts w:hint="eastAsia"/>
-          <w:b/>
-          <w:bCs/>
+          <w:lang w:eastAsia="zh-CN"/>
+        </w:rPr>
+        <w:t>本身在所有帖子里都不是被“一笔带过”的。</w:t>
+      </w:r>
+    </w:p>
+    <w:p>
+      <w:pPr>
+        <w:rPr>
+          <w:lang w:eastAsia="zh-CN"/>
+        </w:rPr>
+      </w:pPr>
+      <w:r>
+        <w:rPr>
+          <w:rFonts w:hint="eastAsia"/>
+          <w:lang w:eastAsia="zh-CN"/>
+        </w:rPr>
+        <w:t>分为“</w:t>
+      </w:r>
+      <w:r>
+        <w:rPr>
+          <w:rFonts w:hint="eastAsia"/>
           <w:lang w:eastAsia="zh-CN"/>
         </w:rPr>
         <w:t>AI</w:t>
@@ -1101,139 +1049,614 @@
       <w:r>
         <w:rPr>
           <w:rFonts w:hint="eastAsia"/>
-          <w:b/>
-          <w:bCs/>
-          <w:lang w:eastAsia="zh-CN"/>
-        </w:rPr>
-        <w:t>的部分都要做“风险管理”</w:t>
-      </w:r>
-    </w:p>
-    <w:p>
-      <w:pPr>
+          <w:lang w:eastAsia="zh-CN"/>
+        </w:rPr>
+        <w:t>是症状本身”和“</w:t>
+      </w:r>
+      <w:r>
+        <w:rPr>
+          <w:rFonts w:hint="eastAsia"/>
+          <w:lang w:eastAsia="zh-CN"/>
+        </w:rPr>
+        <w:t>AI</w:t>
+      </w:r>
+      <w:r>
+        <w:rPr>
+          <w:rFonts w:hint="eastAsia"/>
+          <w:lang w:eastAsia="zh-CN"/>
+        </w:rPr>
+        <w:t>是暂时维稳的镇定剂”，两种情况。</w:t>
+      </w:r>
+    </w:p>
+    <w:p>
+      <w:pPr>
+        <w:pStyle w:val="4"/>
+        <w:rPr>
+          <w:lang w:eastAsia="zh-CN"/>
+        </w:rPr>
+      </w:pPr>
+      <w:r>
+        <w:rPr>
+          <w:rFonts w:hint="eastAsia"/>
+          <w:lang w:eastAsia="zh-CN"/>
+        </w:rPr>
+        <w:t>零、共同点</w:t>
+      </w:r>
+    </w:p>
+    <w:p>
+      <w:pPr>
+        <w:rPr>
+          <w:lang w:eastAsia="zh-CN"/>
+        </w:rPr>
+      </w:pPr>
+      <w:r>
+        <w:rPr>
+          <w:rFonts w:hint="eastAsia"/>
+          <w:lang w:eastAsia="zh-CN"/>
+        </w:rPr>
+        <w:t xml:space="preserve">1. </w:t>
+      </w:r>
+      <w:proofErr w:type="gramStart"/>
+      <w:r>
+        <w:rPr>
+          <w:rFonts w:hint="eastAsia"/>
+          <w:lang w:eastAsia="zh-CN"/>
+        </w:rPr>
+        <w:t>所有的“</w:t>
+      </w:r>
+      <w:proofErr w:type="gramEnd"/>
+      <w:r>
+        <w:rPr>
+          <w:rFonts w:hint="eastAsia"/>
+          <w:lang w:eastAsia="zh-CN"/>
+        </w:rPr>
+        <w:t>焦虑”、躯体化症状以及停不下来的</w:t>
+      </w:r>
+      <w:r>
+        <w:rPr>
+          <w:rFonts w:hint="eastAsia"/>
+          <w:lang w:eastAsia="zh-CN"/>
+        </w:rPr>
+        <w:t>mind</w:t>
+      </w:r>
+      <w:r>
+        <w:rPr>
+          <w:rFonts w:hint="eastAsia"/>
+          <w:lang w:eastAsia="zh-CN"/>
+        </w:rPr>
+        <w:t>都是主动的施力者，形容自己的焦虑状态的时候——包括那些主动寻求保证的行为</w:t>
+      </w:r>
+      <w:r>
+        <w:rPr>
+          <w:lang w:eastAsia="zh-CN"/>
+        </w:rPr>
+        <w:t>被动态</w:t>
+      </w:r>
+      <w:r>
+        <w:rPr>
+          <w:lang w:eastAsia="zh-CN"/>
+        </w:rPr>
+        <w:t>/</w:t>
+      </w:r>
+      <w:r>
+        <w:rPr>
+          <w:lang w:eastAsia="zh-CN"/>
+        </w:rPr>
+        <w:t>受力结构</w:t>
+      </w:r>
+      <w:r>
+        <w:rPr>
+          <w:rFonts w:hint="eastAsia"/>
+          <w:lang w:eastAsia="zh-CN"/>
+        </w:rPr>
+        <w:t>里面</w:t>
+      </w:r>
+      <w:r>
+        <w:rPr>
+          <w:lang w:eastAsia="zh-CN"/>
+        </w:rPr>
+        <w:t>，对自己的主动性只出现在</w:t>
+      </w:r>
+      <w:r>
+        <w:rPr>
+          <w:lang w:eastAsia="zh-CN"/>
+        </w:rPr>
+        <w:t>"</w:t>
+      </w:r>
+      <w:r>
+        <w:rPr>
+          <w:lang w:eastAsia="zh-CN"/>
+        </w:rPr>
+        <w:t>尝试停止</w:t>
+      </w:r>
+      <w:r>
+        <w:rPr>
+          <w:lang w:eastAsia="zh-CN"/>
+        </w:rPr>
+        <w:t>"</w:t>
+      </w:r>
+      <w:r>
+        <w:rPr>
+          <w:lang w:eastAsia="zh-CN"/>
+        </w:rPr>
+        <w:t>和</w:t>
+      </w:r>
+      <w:r>
+        <w:rPr>
+          <w:lang w:eastAsia="zh-CN"/>
+        </w:rPr>
+        <w:t>"</w:t>
+      </w:r>
+      <w:r>
+        <w:rPr>
+          <w:lang w:eastAsia="zh-CN"/>
+        </w:rPr>
+        <w:t>尝试避免</w:t>
+      </w:r>
+      <w:r>
+        <w:rPr>
+          <w:lang w:eastAsia="zh-CN"/>
+        </w:rPr>
+        <w:t>"</w:t>
+      </w:r>
+      <w:r>
+        <w:rPr>
+          <w:lang w:eastAsia="zh-CN"/>
+        </w:rPr>
+        <w:t>上</w:t>
+      </w:r>
+    </w:p>
+    <w:p>
+      <w:pPr>
+        <w:rPr>
+          <w:lang w:eastAsia="zh-CN"/>
+        </w:rPr>
+      </w:pPr>
+      <w:r>
+        <w:rPr>
+          <w:rFonts w:hint="eastAsia"/>
+          <w:lang w:eastAsia="zh-CN"/>
+        </w:rPr>
+        <w:t xml:space="preserve">2. </w:t>
+      </w:r>
+      <w:r>
+        <w:rPr>
+          <w:rFonts w:hint="eastAsia"/>
+          <w:lang w:eastAsia="zh-CN"/>
+        </w:rPr>
+        <w:t>好转的时刻不是没有，只不过都是暂时的、无法维持的，但是焦虑会被形容成一种突然袭来、无法抗拒的力量</w:t>
+      </w:r>
+    </w:p>
+    <w:p>
+      <w:pPr>
+        <w:rPr>
+          <w:lang w:eastAsia="zh-CN"/>
+        </w:rPr>
+      </w:pPr>
+      <w:r>
+        <w:rPr>
+          <w:rFonts w:hint="eastAsia"/>
+          <w:lang w:eastAsia="zh-CN"/>
+        </w:rPr>
+        <w:t xml:space="preserve">3. </w:t>
+      </w:r>
+      <w:r>
+        <w:rPr>
+          <w:rFonts w:hint="eastAsia"/>
+          <w:lang w:eastAsia="zh-CN"/>
+        </w:rPr>
+        <w:t>两个都有明显的风险管理倾向，但方向不一样</w:t>
+      </w:r>
+    </w:p>
+    <w:p>
+      <w:pPr>
+        <w:rPr>
+          <w:rFonts w:hint="eastAsia"/>
+          <w:lang w:eastAsia="zh-CN"/>
+        </w:rPr>
+      </w:pPr>
+      <w:r>
+        <w:rPr>
+          <w:rFonts w:hint="eastAsia"/>
+          <w:lang w:eastAsia="zh-CN"/>
+        </w:rPr>
+        <w:t xml:space="preserve">4. </w:t>
+      </w:r>
+      <w:proofErr w:type="spellStart"/>
+      <w:r>
+        <w:rPr>
+          <w:rStyle w:val="a7"/>
+        </w:rPr>
+        <w:t>最触及本质的共同点</w:t>
+      </w:r>
+      <w:proofErr w:type="spellEnd"/>
+      <w:r>
+        <w:rPr>
+          <w:rStyle w:val="a7"/>
+          <w:lang w:eastAsia="zh-CN"/>
+        </w:rPr>
+        <w:t>——</w:t>
+      </w:r>
+      <w:proofErr w:type="spellStart"/>
+      <w:r>
+        <w:rPr>
+          <w:rStyle w:val="a7"/>
+          <w:rFonts w:hint="eastAsia"/>
+        </w:rPr>
+        <w:t>把</w:t>
+      </w:r>
+      <w:r>
+        <w:rPr>
+          <w:rStyle w:val="a7"/>
+          <w:rFonts w:hint="eastAsia"/>
+          <w:lang w:eastAsia="zh-CN"/>
+        </w:rPr>
+        <w:t>AI</w:t>
+      </w:r>
+      <w:proofErr w:type="gramStart"/>
+      <w:r>
+        <w:rPr>
+          <w:rStyle w:val="a7"/>
+          <w:rFonts w:hint="eastAsia"/>
+        </w:rPr>
+        <w:t>构建成一个非“</w:t>
+      </w:r>
+      <w:proofErr w:type="gramEnd"/>
+      <w:r>
+        <w:rPr>
+          <w:rStyle w:val="a7"/>
+          <w:rFonts w:hint="eastAsia"/>
+        </w:rPr>
+        <w:t>主动的选择</w:t>
+      </w:r>
+      <w:proofErr w:type="spellEnd"/>
+      <w:r>
+        <w:rPr>
+          <w:rStyle w:val="a7"/>
+          <w:rFonts w:hint="eastAsia"/>
+        </w:rPr>
+        <w:t>”</w:t>
+      </w:r>
+    </w:p>
+    <w:p>
+      <w:pPr>
+        <w:pStyle w:val="4"/>
+        <w:rPr>
+          <w:lang w:eastAsia="zh-CN"/>
+        </w:rPr>
+      </w:pPr>
+      <w:r>
+        <w:rPr>
+          <w:rFonts w:hint="eastAsia"/>
+          <w:lang w:eastAsia="zh-CN"/>
+        </w:rPr>
+        <w:t>一、</w:t>
+      </w:r>
+      <w:r>
+        <w:rPr>
+          <w:rFonts w:hint="eastAsia"/>
+          <w:lang w:eastAsia="zh-CN"/>
+        </w:rPr>
+        <w:t xml:space="preserve"> </w:t>
+      </w:r>
+      <w:r>
+        <w:rPr>
+          <w:rFonts w:hint="eastAsia"/>
+          <w:lang w:eastAsia="zh-CN"/>
+        </w:rPr>
+        <w:t>AI</w:t>
+      </w:r>
+      <w:r>
+        <w:rPr>
+          <w:rFonts w:hint="eastAsia"/>
+          <w:lang w:eastAsia="zh-CN"/>
+        </w:rPr>
+        <w:t>是症状本身</w:t>
+      </w:r>
+    </w:p>
+    <w:p>
+      <w:pPr>
+        <w:rPr>
+          <w:lang w:eastAsia="zh-CN"/>
+        </w:rPr>
+      </w:pPr>
+      <w:r>
+        <w:rPr>
+          <w:rFonts w:hint="eastAsia"/>
+          <w:lang w:eastAsia="zh-CN"/>
+        </w:rPr>
+        <w:t>AI</w:t>
+      </w:r>
+      <w:r>
+        <w:rPr>
+          <w:rFonts w:hint="eastAsia"/>
+          <w:lang w:eastAsia="zh-CN"/>
+        </w:rPr>
+        <w:t>被用在了对症状的叙述上</w:t>
+      </w:r>
+      <w:r>
+        <w:rPr>
+          <w:rFonts w:hint="eastAsia"/>
+          <w:lang w:eastAsia="zh-CN"/>
+        </w:rPr>
+        <w:t>，</w:t>
+      </w:r>
+      <w:r>
+        <w:rPr>
+          <w:rFonts w:hint="eastAsia"/>
+          <w:lang w:eastAsia="zh-CN"/>
+        </w:rPr>
+        <w:t>“</w:t>
+      </w:r>
+      <w:r>
+        <w:rPr>
+          <w:rFonts w:hint="eastAsia"/>
+          <w:lang w:eastAsia="zh-CN"/>
+        </w:rPr>
+        <w:t>焦虑</w:t>
+      </w:r>
+      <w:r>
+        <w:rPr>
+          <w:rFonts w:hint="eastAsia"/>
+          <w:lang w:eastAsia="zh-CN"/>
+        </w:rPr>
+        <w:t>”</w:t>
+      </w:r>
+      <w:r>
+        <w:rPr>
+          <w:rFonts w:hint="eastAsia"/>
+          <w:lang w:eastAsia="zh-CN"/>
+        </w:rPr>
+        <w:t>和</w:t>
+      </w:r>
+      <w:r>
+        <w:rPr>
+          <w:rFonts w:hint="eastAsia"/>
+          <w:lang w:eastAsia="zh-CN"/>
+        </w:rPr>
+        <w:t>“</w:t>
+      </w:r>
+      <w:r>
+        <w:rPr>
+          <w:rFonts w:hint="eastAsia"/>
+          <w:lang w:eastAsia="zh-CN"/>
+        </w:rPr>
+        <w:t>求助</w:t>
+      </w:r>
+      <w:r>
+        <w:rPr>
+          <w:rFonts w:hint="eastAsia"/>
+          <w:lang w:eastAsia="zh-CN"/>
+        </w:rPr>
+        <w:t>”</w:t>
+      </w:r>
+      <w:r>
+        <w:rPr>
+          <w:rFonts w:hint="eastAsia"/>
+          <w:lang w:eastAsia="zh-CN"/>
+        </w:rPr>
+        <w:t>才是文本的主角</w:t>
+      </w:r>
+      <w:r>
+        <w:rPr>
+          <w:rFonts w:hint="eastAsia"/>
+          <w:lang w:eastAsia="zh-CN"/>
+        </w:rPr>
+        <w:t>，重点建构的是假如自己停下来会发生什么难以承受的事情</w:t>
+      </w:r>
+    </w:p>
+    <w:p>
+      <w:pPr>
+        <w:rPr>
+          <w:rFonts w:hint="eastAsia"/>
+          <w:lang w:eastAsia="zh-CN"/>
+        </w:rPr>
+      </w:pPr>
+      <w:r>
+        <w:rPr>
+          <w:rFonts w:hint="eastAsia"/>
+          <w:lang w:eastAsia="zh-CN"/>
+        </w:rPr>
+        <w:t>风险管理主要体现在防御指责本人放任自己继续加重自己症状的行为上</w:t>
+      </w:r>
+    </w:p>
+    <w:p>
+      <w:pPr>
+        <w:pStyle w:val="4"/>
+        <w:rPr>
+          <w:lang w:eastAsia="zh-CN"/>
+        </w:rPr>
+      </w:pPr>
+      <w:r>
+        <w:rPr>
+          <w:rFonts w:hint="eastAsia"/>
+          <w:lang w:eastAsia="zh-CN"/>
+        </w:rPr>
+        <w:t>二、</w:t>
+      </w:r>
+      <w:r>
+        <w:rPr>
+          <w:rFonts w:hint="eastAsia"/>
+          <w:lang w:eastAsia="zh-CN"/>
+        </w:rPr>
+        <w:t xml:space="preserve"> </w:t>
+      </w:r>
+      <w:r>
+        <w:rPr>
+          <w:rFonts w:hint="eastAsia"/>
+          <w:lang w:eastAsia="zh-CN"/>
+        </w:rPr>
+        <w:t>AI</w:t>
+      </w:r>
+      <w:r>
+        <w:rPr>
+          <w:rFonts w:hint="eastAsia"/>
+          <w:lang w:eastAsia="zh-CN"/>
+        </w:rPr>
+        <w:t>是镇定剂</w:t>
+      </w:r>
+    </w:p>
+    <w:p>
+      <w:pPr>
+        <w:rPr>
+          <w:lang w:eastAsia="zh-CN"/>
+        </w:rPr>
+      </w:pPr>
+      <w:r>
+        <w:rPr>
+          <w:rFonts w:hint="eastAsia"/>
+          <w:lang w:eastAsia="zh-CN"/>
+        </w:rPr>
+        <w:t>AI</w:t>
+      </w:r>
+      <w:r>
+        <w:rPr>
+          <w:rFonts w:hint="eastAsia"/>
+          <w:lang w:eastAsia="zh-CN"/>
+        </w:rPr>
+        <w:t>是文本的主角</w:t>
+      </w:r>
+    </w:p>
+    <w:p>
+      <w:pPr>
+        <w:rPr>
+          <w:lang w:eastAsia="zh-CN"/>
+        </w:rPr>
+      </w:pPr>
+      <w:r>
+        <w:rPr>
+          <w:rFonts w:hint="eastAsia"/>
+          <w:lang w:eastAsia="zh-CN"/>
+        </w:rPr>
+        <w:t>上面的风险管理也存在，在对</w:t>
+      </w:r>
+      <w:r>
+        <w:rPr>
+          <w:rFonts w:hint="eastAsia"/>
+          <w:lang w:eastAsia="zh-CN"/>
+        </w:rPr>
+        <w:t>AI</w:t>
+      </w:r>
+      <w:r>
+        <w:rPr>
+          <w:rFonts w:hint="eastAsia"/>
+          <w:lang w:eastAsia="zh-CN"/>
+        </w:rPr>
+        <w:t>使用褒奖的语言的同时，比上面的情况还多了一层对</w:t>
+      </w:r>
+      <w:r>
+        <w:rPr>
+          <w:rFonts w:hint="eastAsia"/>
+          <w:lang w:eastAsia="zh-CN"/>
+        </w:rPr>
+        <w:t>AI</w:t>
+      </w:r>
+      <w:r>
+        <w:rPr>
+          <w:rFonts w:hint="eastAsia"/>
+          <w:lang w:eastAsia="zh-CN"/>
+        </w:rPr>
+        <w:t>使用叙述的风险管理——</w:t>
+      </w:r>
+    </w:p>
+    <w:p>
+      <w:pPr>
+        <w:pStyle w:val="a6"/>
         <w:numPr>
           <w:ilvl w:val="0"/>
-          <w:numId w:val="2"/>
+          <w:numId w:val="30"/>
         </w:numPr>
-        <w:spacing w:after="120" w:line="264" w:lineRule="auto"/>
-        <w:rPr>
-          <w:lang w:eastAsia="zh-CN"/>
-        </w:rPr>
-      </w:pPr>
-      <w:r>
-        <w:rPr>
-          <w:lang w:eastAsia="zh-CN"/>
-        </w:rPr>
-        <w:t>正面帖子：</w:t>
-      </w:r>
-      <w:r>
-        <w:rPr>
-          <w:lang w:eastAsia="zh-CN"/>
-        </w:rPr>
-        <w:t>"It probably won't work for everyone, but"</w:t>
-      </w:r>
-      <w:r>
-        <w:rPr>
-          <w:lang w:eastAsia="zh-CN"/>
-        </w:rPr>
-        <w:t>、</w:t>
-      </w:r>
-      <w:r>
-        <w:rPr>
-          <w:lang w:eastAsia="zh-CN"/>
-        </w:rPr>
-        <w:t>"I know AI isn't a substitute for therapy"</w:t>
-      </w:r>
-      <w:r>
-        <w:rPr>
-          <w:lang w:eastAsia="zh-CN"/>
-        </w:rPr>
-        <w:t>、</w:t>
-      </w:r>
-      <w:r>
-        <w:rPr>
-          <w:lang w:eastAsia="zh-CN"/>
-        </w:rPr>
-        <w:t>"Even if it's not a real person"</w:t>
-      </w:r>
-    </w:p>
-    <w:p>
-      <w:pPr>
+        <w:rPr>
+          <w:lang w:eastAsia="zh-CN"/>
+        </w:rPr>
+      </w:pPr>
+      <w:r>
+        <w:rPr>
+          <w:rFonts w:hint="eastAsia"/>
+          <w:lang w:eastAsia="zh-CN"/>
+        </w:rPr>
+        <w:t>重点展示自己使用</w:t>
+      </w:r>
+      <w:r>
+        <w:rPr>
+          <w:rFonts w:hint="eastAsia"/>
+          <w:lang w:eastAsia="zh-CN"/>
+        </w:rPr>
+        <w:t>AI</w:t>
+      </w:r>
+      <w:r>
+        <w:rPr>
+          <w:rFonts w:hint="eastAsia"/>
+          <w:lang w:eastAsia="zh-CN"/>
+        </w:rPr>
+        <w:t>的过程和范围</w:t>
+      </w:r>
+    </w:p>
+    <w:p>
+      <w:pPr>
+        <w:pStyle w:val="a6"/>
         <w:numPr>
           <w:ilvl w:val="0"/>
-          <w:numId w:val="2"/>
+          <w:numId w:val="30"/>
         </w:numPr>
-        <w:spacing w:after="120" w:line="264" w:lineRule="auto"/>
-        <w:rPr>
-          <w:lang w:eastAsia="zh-CN"/>
-        </w:rPr>
-      </w:pPr>
-      <w:r>
-        <w:rPr>
-          <w:lang w:eastAsia="zh-CN"/>
-        </w:rPr>
-        <w:t>负面帖子：</w:t>
-      </w:r>
-      <w:r>
-        <w:rPr>
-          <w:lang w:eastAsia="zh-CN"/>
-        </w:rPr>
-        <w:t>"I'm trying to avoid things like ChatGPT and Google for reassurance because it's something I'm working on in CBT"</w:t>
-      </w:r>
-    </w:p>
-    <w:p>
-      <w:pPr>
+        <w:rPr>
+          <w:lang w:eastAsia="zh-CN"/>
+        </w:rPr>
+      </w:pPr>
+      <w:r>
+        <w:rPr>
+          <w:rFonts w:hint="eastAsia"/>
+          <w:lang w:eastAsia="zh-CN"/>
+        </w:rPr>
+        <w:lastRenderedPageBreak/>
+        <w:t>展示自己并不是“主动”寻求</w:t>
+      </w:r>
+      <w:r>
+        <w:rPr>
+          <w:rFonts w:hint="eastAsia"/>
+          <w:lang w:eastAsia="zh-CN"/>
+        </w:rPr>
+        <w:t>AI</w:t>
+      </w:r>
+      <w:r>
+        <w:rPr>
+          <w:rFonts w:hint="eastAsia"/>
+          <w:lang w:eastAsia="zh-CN"/>
+        </w:rPr>
+        <w:t>帮助，主动划清人与人、</w:t>
+      </w:r>
+      <w:r>
+        <w:rPr>
+          <w:rFonts w:hint="eastAsia"/>
+          <w:lang w:eastAsia="zh-CN"/>
+        </w:rPr>
+        <w:t>AI</w:t>
+      </w:r>
+      <w:r>
+        <w:rPr>
+          <w:rFonts w:hint="eastAsia"/>
+          <w:lang w:eastAsia="zh-CN"/>
+        </w:rPr>
+        <w:t>与人的界限</w:t>
+      </w:r>
+    </w:p>
+    <w:p>
+      <w:pPr>
+        <w:pStyle w:val="a6"/>
         <w:numPr>
           <w:ilvl w:val="0"/>
-          <w:numId w:val="2"/>
+          <w:numId w:val="30"/>
         </w:numPr>
-        <w:spacing w:after="120" w:line="264" w:lineRule="auto"/>
-        <w:rPr>
-          <w:lang w:eastAsia="zh-CN"/>
-        </w:rPr>
-      </w:pPr>
-      <w:r>
-        <w:rPr>
-          <w:lang w:eastAsia="zh-CN"/>
-        </w:rPr>
-        <w:t>中性帖子：</w:t>
-      </w:r>
-      <w:r>
-        <w:rPr>
-          <w:lang w:eastAsia="zh-CN"/>
-        </w:rPr>
-        <w:t>"Feeling a bit crazy"——</w:t>
-      </w:r>
-      <w:r>
-        <w:rPr>
-          <w:lang w:eastAsia="zh-CN"/>
-        </w:rPr>
-        <w:t>对使用</w:t>
-      </w:r>
-      <w:r>
-        <w:rPr>
-          <w:lang w:eastAsia="zh-CN"/>
-        </w:rPr>
-        <w:t xml:space="preserve"> AI </w:t>
-      </w:r>
-      <w:r>
-        <w:rPr>
-          <w:lang w:eastAsia="zh-CN"/>
-        </w:rPr>
-        <w:t>寻求道德确认这件事本身感到暴露和羞耻</w:t>
-      </w:r>
-    </w:p>
-    <w:p>
-      <w:pPr>
-        <w:rPr>
-          <w:lang w:eastAsia="zh-CN"/>
-        </w:rPr>
-      </w:pPr>
-      <w:r>
-        <w:rPr>
-          <w:rFonts w:hint="eastAsia"/>
-          <w:lang w:eastAsia="zh-CN"/>
-        </w:rPr>
-        <w:t>这样的声明产生的作用是，避免被质疑主动寻求</w:t>
+        <w:rPr>
+          <w:lang w:eastAsia="zh-CN"/>
+        </w:rPr>
+      </w:pPr>
+      <w:r>
+        <w:rPr>
+          <w:rFonts w:hint="eastAsia"/>
+          <w:lang w:eastAsia="zh-CN"/>
+        </w:rPr>
+        <w:t>防御“症状”是有现在</w:t>
       </w:r>
       <w:r>
         <w:rPr>
@@ -1247,303 +1670,71 @@
           <w:rFonts w:hint="eastAsia"/>
           <w:lang w:eastAsia="zh-CN"/>
         </w:rPr>
-        <w:t>求助</w:t>
-      </w:r>
-    </w:p>
-    <w:p>
-      <w:pPr>
-        <w:rPr>
-          <w:b/>
-          <w:bCs/>
-          <w:lang w:eastAsia="zh-CN"/>
-        </w:rPr>
-      </w:pPr>
-      <w:r>
-        <w:rPr>
-          <w:rFonts w:hint="eastAsia"/>
-          <w:b/>
-          <w:bCs/>
-          <w:lang w:eastAsia="zh-CN"/>
-        </w:rPr>
-        <w:t xml:space="preserve">1.3 </w:t>
-      </w:r>
-      <w:r>
-        <w:rPr>
-          <w:b/>
-          <w:bCs/>
-          <w:lang w:eastAsia="zh-CN"/>
-        </w:rPr>
-        <w:t>对</w:t>
-      </w:r>
-      <w:r>
-        <w:rPr>
-          <w:b/>
-          <w:bCs/>
-          <w:lang w:eastAsia="zh-CN"/>
-        </w:rPr>
-        <w:t xml:space="preserve"> AI </w:t>
-      </w:r>
-      <w:r>
-        <w:rPr>
-          <w:b/>
-          <w:bCs/>
-          <w:lang w:eastAsia="zh-CN"/>
-        </w:rPr>
-        <w:t>的好处使用被动态</w:t>
-      </w:r>
-      <w:r>
-        <w:rPr>
-          <w:b/>
-          <w:bCs/>
-          <w:lang w:eastAsia="zh-CN"/>
-        </w:rPr>
-        <w:t>/</w:t>
-      </w:r>
-      <w:r>
-        <w:rPr>
-          <w:b/>
-          <w:bCs/>
-          <w:lang w:eastAsia="zh-CN"/>
-        </w:rPr>
-        <w:t>受力结构，对自己的主动性只出现在</w:t>
-      </w:r>
-      <w:r>
-        <w:rPr>
-          <w:b/>
-          <w:bCs/>
-          <w:lang w:eastAsia="zh-CN"/>
-        </w:rPr>
-        <w:t>"</w:t>
-      </w:r>
-      <w:r>
-        <w:rPr>
-          <w:b/>
-          <w:bCs/>
-          <w:lang w:eastAsia="zh-CN"/>
-        </w:rPr>
-        <w:t>尝试停止</w:t>
-      </w:r>
-      <w:r>
-        <w:rPr>
-          <w:b/>
-          <w:bCs/>
-          <w:lang w:eastAsia="zh-CN"/>
-        </w:rPr>
-        <w:t>"</w:t>
-      </w:r>
-      <w:r>
-        <w:rPr>
-          <w:b/>
-          <w:bCs/>
-          <w:lang w:eastAsia="zh-CN"/>
-        </w:rPr>
-        <w:t>和</w:t>
-      </w:r>
-      <w:r>
-        <w:rPr>
-          <w:b/>
-          <w:bCs/>
-          <w:lang w:eastAsia="zh-CN"/>
-        </w:rPr>
-        <w:t>"</w:t>
-      </w:r>
-      <w:r>
-        <w:rPr>
-          <w:b/>
-          <w:bCs/>
-          <w:lang w:eastAsia="zh-CN"/>
-        </w:rPr>
-        <w:t>尝试避免</w:t>
-      </w:r>
-      <w:r>
-        <w:rPr>
-          <w:b/>
-          <w:bCs/>
-          <w:lang w:eastAsia="zh-CN"/>
-        </w:rPr>
-        <w:t>"</w:t>
-      </w:r>
-      <w:r>
-        <w:rPr>
-          <w:b/>
-          <w:bCs/>
-          <w:lang w:eastAsia="zh-CN"/>
-        </w:rPr>
-        <w:t>上</w:t>
-      </w:r>
-    </w:p>
-    <w:p>
-      <w:pPr>
-        <w:numPr>
-          <w:ilvl w:val="0"/>
-          <w:numId w:val="3"/>
-        </w:numPr>
-        <w:spacing w:after="120" w:line="264" w:lineRule="auto"/>
-        <w:rPr>
-          <w:lang w:eastAsia="zh-CN"/>
-        </w:rPr>
-      </w:pPr>
-      <w:r>
-        <w:rPr>
-          <w:lang w:eastAsia="zh-CN"/>
-        </w:rPr>
-        <w:t xml:space="preserve">AI </w:t>
-      </w:r>
-      <w:r>
-        <w:rPr>
-          <w:lang w:eastAsia="zh-CN"/>
-        </w:rPr>
-        <w:t>的好处：</w:t>
-      </w:r>
-      <w:proofErr w:type="gramStart"/>
-      <w:r>
-        <w:rPr>
-          <w:lang w:eastAsia="zh-CN"/>
-        </w:rPr>
-        <w:t>帖主是</w:t>
-      </w:r>
-      <w:proofErr w:type="gramEnd"/>
-      <w:r>
-        <w:rPr>
-          <w:lang w:eastAsia="zh-CN"/>
-        </w:rPr>
-        <w:t>受力者</w:t>
-      </w:r>
-      <w:r>
-        <w:rPr>
-          <w:lang w:eastAsia="zh-CN"/>
-        </w:rPr>
-        <w:t>——"it hits me with something like.</w:t>
-      </w:r>
-      <w:proofErr w:type="gramStart"/>
-      <w:r>
-        <w:rPr>
-          <w:lang w:eastAsia="zh-CN"/>
-        </w:rPr>
-        <w:t>..</w:t>
-      </w:r>
-      <w:proofErr w:type="gramEnd"/>
-      <w:r>
-        <w:rPr>
-          <w:lang w:eastAsia="zh-CN"/>
-        </w:rPr>
-        <w:t>"</w:t>
-      </w:r>
-      <w:r>
-        <w:rPr>
-          <w:lang w:eastAsia="zh-CN"/>
-        </w:rPr>
-        <w:t>、</w:t>
-      </w:r>
-      <w:r>
-        <w:rPr>
-          <w:lang w:eastAsia="zh-CN"/>
-        </w:rPr>
-        <w:t>"it makes it feel so much more real"</w:t>
-      </w:r>
-      <w:r>
-        <w:rPr>
-          <w:lang w:eastAsia="zh-CN"/>
-        </w:rPr>
-        <w:t>、</w:t>
-      </w:r>
-      <w:r>
-        <w:rPr>
-          <w:lang w:eastAsia="zh-CN"/>
-        </w:rPr>
-        <w:t>"I feel reassured"</w:t>
-      </w:r>
-      <w:r>
-        <w:rPr>
-          <w:lang w:eastAsia="zh-CN"/>
-        </w:rPr>
-        <w:t>、</w:t>
-      </w:r>
-      <w:r>
-        <w:rPr>
-          <w:lang w:eastAsia="zh-CN"/>
-        </w:rPr>
-        <w:t>"gave me lots of reassurance"</w:t>
-      </w:r>
-    </w:p>
-    <w:p>
-      <w:pPr>
-        <w:numPr>
-          <w:ilvl w:val="0"/>
-          <w:numId w:val="3"/>
-        </w:numPr>
-        <w:spacing w:after="120" w:line="264" w:lineRule="auto"/>
-        <w:rPr>
-          <w:lang w:eastAsia="zh-CN"/>
-        </w:rPr>
-      </w:pPr>
-      <w:proofErr w:type="gramStart"/>
-      <w:r>
-        <w:rPr>
-          <w:lang w:eastAsia="zh-CN"/>
-        </w:rPr>
-        <w:t>帖主的</w:t>
-      </w:r>
-      <w:proofErr w:type="gramEnd"/>
-      <w:r>
-        <w:rPr>
-          <w:lang w:eastAsia="zh-CN"/>
-        </w:rPr>
-        <w:t>主动性只出现在两个方向：试图停止（</w:t>
-      </w:r>
-      <w:r>
-        <w:rPr>
-          <w:lang w:eastAsia="zh-CN"/>
-        </w:rPr>
-        <w:t>"I'm trying to avoid"</w:t>
-      </w:r>
-      <w:r>
-        <w:rPr>
-          <w:lang w:eastAsia="zh-CN"/>
-        </w:rPr>
-        <w:t>）和试图求助（</w:t>
-      </w:r>
-      <w:r>
-        <w:rPr>
-          <w:lang w:eastAsia="zh-CN"/>
-        </w:rPr>
-        <w:t>"I booked an appointment"</w:t>
-      </w:r>
-      <w:r>
-        <w:rPr>
-          <w:lang w:eastAsia="zh-CN"/>
-        </w:rPr>
-        <w:t>）</w:t>
-      </w:r>
-      <w:r>
-        <w:rPr>
-          <w:lang w:eastAsia="zh-CN"/>
-        </w:rPr>
-        <w:t>——</w:t>
-      </w:r>
-      <w:r>
-        <w:rPr>
-          <w:lang w:eastAsia="zh-CN"/>
-        </w:rPr>
-        <w:t>主动性要么指向抵抗循环，要么指向寻找正式帮助，从不指向</w:t>
-      </w:r>
-      <w:r>
-        <w:rPr>
-          <w:lang w:eastAsia="zh-CN"/>
-        </w:rPr>
-        <w:t>"</w:t>
-      </w:r>
-      <w:r>
-        <w:rPr>
-          <w:lang w:eastAsia="zh-CN"/>
-        </w:rPr>
-        <w:t>我选择了</w:t>
-      </w:r>
-      <w:r>
-        <w:rPr>
-          <w:lang w:eastAsia="zh-CN"/>
-        </w:rPr>
-        <w:t xml:space="preserve"> AI"</w:t>
+        <w:t>求助行为维持和驱动的——</w:t>
+      </w:r>
+      <w:r>
+        <w:rPr>
+          <w:rFonts w:hint="eastAsia"/>
+          <w:lang w:eastAsia="zh-CN"/>
+        </w:rPr>
+        <w:t>搭配失控情境的叙述把</w:t>
+      </w:r>
+      <w:r>
+        <w:rPr>
+          <w:rFonts w:hint="eastAsia"/>
+          <w:lang w:eastAsia="zh-CN"/>
+        </w:rPr>
+        <w:t>AI</w:t>
+      </w:r>
+      <w:r>
+        <w:rPr>
+          <w:rFonts w:hint="eastAsia"/>
+          <w:lang w:eastAsia="zh-CN"/>
+        </w:rPr>
+        <w:t>表述成一种触手可及、</w:t>
+      </w:r>
+      <w:r>
+        <w:rPr>
+          <w:rFonts w:hint="eastAsia"/>
+          <w:lang w:eastAsia="zh-CN"/>
+        </w:rPr>
+        <w:t>24</w:t>
+      </w:r>
+      <w:r>
+        <w:rPr>
+          <w:rFonts w:hint="eastAsia"/>
+          <w:lang w:eastAsia="zh-CN"/>
+        </w:rPr>
+        <w:t>小时待命的、不完美、不可能代替人的、不可能代替真正的自救的“急救手段”</w:t>
+      </w:r>
+    </w:p>
+    <w:p>
+      <w:pPr>
+        <w:rPr>
+          <w:rFonts w:hint="eastAsia"/>
+          <w:lang w:eastAsia="zh-CN"/>
+        </w:rPr>
+      </w:pPr>
+      <w:r>
+        <w:rPr>
+          <w:rFonts w:hint="eastAsia"/>
+          <w:lang w:eastAsia="zh-CN"/>
+        </w:rPr>
+        <w:t>和上面的情况最大的区别是，没有</w:t>
+      </w:r>
+      <w:r>
+        <w:rPr>
+          <w:rFonts w:hint="eastAsia"/>
+          <w:lang w:eastAsia="zh-CN"/>
+        </w:rPr>
+        <w:t>最后的向网友的“求助”环节，而是推荐大家尝试</w:t>
+      </w:r>
+      <w:r>
+        <w:rPr>
+          <w:rFonts w:hint="eastAsia"/>
+          <w:lang w:eastAsia="zh-CN"/>
+        </w:rPr>
+        <w:t>AI</w:t>
       </w:r>
     </w:p>
     <w:p>
@@ -1600,8 +1791,10 @@
       <w:pPr>
         <w:rPr>
           <w:rStyle w:val="a7"/>
-        </w:rPr>
-      </w:pPr>
+          <w:lang w:eastAsia="zh-CN"/>
+        </w:rPr>
+      </w:pPr>
+      <w:bookmarkStart w:id="1" w:name="_Hlk237457274"/>
       <w:r>
         <w:rPr>
           <w:rFonts w:hint="eastAsia"/>
@@ -1620,7 +1813,6 @@
     <w:p>
       <w:pPr>
         <w:rPr>
-          <w:rFonts w:hint="eastAsia"/>
           <w:lang w:eastAsia="zh-CN"/>
         </w:rPr>
       </w:pPr>
@@ -1648,14 +1840,7 @@
       </w:r>
       <w:proofErr w:type="spellEnd"/>
     </w:p>
-    <w:p>
-      <w:pPr>
-        <w:spacing w:after="120" w:line="264" w:lineRule="auto"/>
-        <w:rPr>
-          <w:lang w:eastAsia="zh-CN"/>
-        </w:rPr>
-      </w:pPr>
-    </w:p>
+    <w:bookmarkEnd w:id="1"/>
     <w:p>
       <w:pPr>
         <w:pStyle w:val="3"/>
@@ -1678,8 +1863,8 @@
           <w:i w:val="0"/>
           <w:iCs w:val="0"/>
           <w:color w:val="BF4E14" w:themeColor="accent2" w:themeShade="BF"/>
-        </w:rPr>
-        <w:lastRenderedPageBreak/>
+          <w:lang w:eastAsia="zh-CN"/>
+        </w:rPr>
         <w:t xml:space="preserve">3. </w:t>
       </w:r>
       <w:r>
@@ -1700,7 +1885,6 @@
       <w:pPr>
         <w:pStyle w:val="4"/>
         <w:rPr>
-          <w:rFonts w:hint="eastAsia"/>
           <w:lang w:eastAsia="zh-CN"/>
         </w:rPr>
       </w:pPr>
@@ -1762,7 +1946,6 @@
           <w:numId w:val="1"/>
         </w:numPr>
         <w:rPr>
-          <w:rFonts w:hint="eastAsia"/>
           <w:lang w:eastAsia="zh-CN"/>
         </w:rPr>
       </w:pPr>
@@ -1844,7 +2027,6 @@
           <w:numId w:val="1"/>
         </w:numPr>
         <w:rPr>
-          <w:rFonts w:hint="eastAsia"/>
           <w:lang w:eastAsia="zh-CN"/>
         </w:rPr>
       </w:pPr>
@@ -1939,7 +2121,36 @@
         <w:rPr>
           <w:lang w:eastAsia="zh-CN"/>
         </w:rPr>
-        <w:t>被评价为有益时，其使用被限定为在人类支持暂时缺席时采取的</w:t>
+        <w:t>被评价为有益时，其使用被限定为在</w:t>
+      </w:r>
+      <w:r>
+        <w:rPr>
+          <w:rFonts w:hint="eastAsia"/>
+          <w:lang w:eastAsia="zh-CN"/>
+        </w:rPr>
+        <w:t>在“”不得已的情况下</w:t>
+      </w:r>
+      <w:proofErr w:type="gramStart"/>
+      <w:r>
+        <w:rPr>
+          <w:rFonts w:hint="eastAsia"/>
+          <w:lang w:eastAsia="zh-CN"/>
+        </w:rPr>
+        <w:t>”</w:t>
+      </w:r>
+      <w:proofErr w:type="gramEnd"/>
+      <w:r>
+        <w:rPr>
+          <w:rFonts w:hint="eastAsia"/>
+          <w:lang w:eastAsia="zh-CN"/>
+        </w:rPr>
+        <w:t>、在</w:t>
+      </w:r>
+      <w:r>
+        <w:rPr>
+          <w:lang w:eastAsia="zh-CN"/>
+        </w:rPr>
+        <w:t>人类支持暂时缺席时采取的</w:t>
       </w:r>
       <w:r>
         <w:rPr>
@@ -1953,7 +2164,14 @@
         <w:rPr>
           <w:lang w:eastAsia="zh-CN"/>
         </w:rPr>
-        <w:t>，从而证明发帖者已经尽责；</w:t>
+        <w:t>，从而证明发帖者已经尽责</w:t>
+      </w:r>
+      <w:r>
+        <w:rPr>
+          <w:rFonts w:hint="eastAsia"/>
+          <w:lang w:eastAsia="zh-CN"/>
+        </w:rPr>
+        <w:t>，本人并不是在助长症状的维持，只是一种不完美但向好的“维稳”手段</w:t>
       </w:r>
     </w:p>
     <w:p>
@@ -2002,7 +2220,6 @@
       <w:pPr>
         <w:pStyle w:val="1"/>
         <w:rPr>
-          <w:rFonts w:hint="eastAsia"/>
           <w:lang w:eastAsia="zh-CN"/>
         </w:rPr>
       </w:pPr>
@@ -2111,7 +2328,6 @@
     <w:p>
       <w:pPr>
         <w:rPr>
-          <w:rFonts w:hint="eastAsia"/>
           <w:b/>
           <w:bCs/>
           <w:lang w:eastAsia="zh-CN"/>
@@ -2146,6 +2362,7 @@
         <w:rPr>
           <w:lang w:eastAsia="zh-CN"/>
         </w:rPr>
+        <w:lastRenderedPageBreak/>
         <w:t>没有</w:t>
       </w:r>
       <w:proofErr w:type="gramStart"/>
@@ -2368,13 +2585,26 @@
           <w:rFonts w:hint="eastAsia"/>
           <w:lang w:eastAsia="zh-CN"/>
         </w:rPr>
-        <w:t>使用上的主动性，这个过程本身就是在证明自己的结构化性困境</w:t>
-      </w:r>
-    </w:p>
-    <w:p>
-      <w:pPr>
-        <w:rPr>
-          <w:rFonts w:hint="eastAsia"/>
+        <w:t>使用上的主动性，</w:t>
+      </w:r>
+      <w:r>
+        <w:rPr>
+          <w:rFonts w:hint="eastAsia"/>
+          <w:lang w:eastAsia="zh-CN"/>
+        </w:rPr>
+        <w:t>而</w:t>
+      </w:r>
+      <w:r>
+        <w:rPr>
+          <w:rFonts w:hint="eastAsia"/>
+          <w:lang w:eastAsia="zh-CN"/>
+        </w:rPr>
+        <w:t>这个过程本身就是在证明自己的结构化性困境</w:t>
+      </w:r>
+    </w:p>
+    <w:p>
+      <w:pPr>
+        <w:rPr>
           <w:b/>
           <w:bCs/>
           <w:lang w:eastAsia="zh-CN"/>
@@ -2432,7 +2662,43 @@
           <w:bCs/>
           <w:lang w:eastAsia="zh-CN"/>
         </w:rPr>
-        <w:t>使用合法化的工作，而是间接服务证明自己的结构化困境</w:t>
+        <w:t>使用合法化的工作，而是</w:t>
+      </w:r>
+      <w:r>
+        <w:rPr>
+          <w:rFonts w:hint="eastAsia"/>
+          <w:b/>
+          <w:bCs/>
+          <w:lang w:eastAsia="zh-CN"/>
+        </w:rPr>
+        <w:t>用</w:t>
+      </w:r>
+      <w:r>
+        <w:rPr>
+          <w:rFonts w:hint="eastAsia"/>
+          <w:b/>
+          <w:bCs/>
+          <w:lang w:eastAsia="zh-CN"/>
+        </w:rPr>
+        <w:t>AI</w:t>
+      </w:r>
+      <w:r>
+        <w:rPr>
+          <w:rFonts w:hint="eastAsia"/>
+          <w:b/>
+          <w:bCs/>
+          <w:lang w:eastAsia="zh-CN"/>
+        </w:rPr>
+        <w:t>的部分效果进一步说明自己用了一个无法替代真是的人际的东西来弥补人际空缺，</w:t>
+      </w:r>
+      <w:r>
+        <w:rPr>
+          <w:rFonts w:hint="eastAsia"/>
+          <w:b/>
+          <w:bCs/>
+          <w:lang w:eastAsia="zh-CN"/>
+        </w:rPr>
+        <w:t>间接服务证明自己的结构化困境</w:t>
       </w:r>
     </w:p>
     <w:p>
@@ -2460,44 +2726,7 @@
     <w:p>
       <w:pPr>
         <w:rPr>
-          <w:rStyle w:val="a7"/>
-          <w:lang w:eastAsia="zh-CN"/>
-        </w:rPr>
-      </w:pPr>
-      <w:r>
-        <w:rPr>
-          <w:rStyle w:val="a7"/>
-          <w:rFonts w:hint="eastAsia"/>
-          <w:lang w:eastAsia="zh-CN"/>
-        </w:rPr>
-        <w:t xml:space="preserve">1. </w:t>
-      </w:r>
-      <w:r>
-        <w:rPr>
-          <w:rStyle w:val="a7"/>
-          <w:lang w:eastAsia="zh-CN"/>
-        </w:rPr>
-        <w:t>真正</w:t>
-      </w:r>
-      <w:r>
-        <w:rPr>
-          <w:rStyle w:val="a7"/>
-          <w:rFonts w:hint="eastAsia"/>
-          <w:lang w:eastAsia="zh-CN"/>
-        </w:rPr>
-        <w:t>的</w:t>
-      </w:r>
-      <w:r>
-        <w:rPr>
-          <w:rStyle w:val="a7"/>
-          <w:lang w:eastAsia="zh-CN"/>
-        </w:rPr>
-        <w:t>痛苦会在现实生活中留下可见后果</w:t>
-      </w:r>
-    </w:p>
-    <w:p>
-      <w:pPr>
-        <w:rPr>
+          <w:rFonts w:hint="eastAsia"/>
           <w:b/>
           <w:bCs/>
           <w:i/>
@@ -2512,7 +2741,7 @@
           <w:rFonts w:hint="eastAsia"/>
           <w:lang w:eastAsia="zh-CN"/>
         </w:rPr>
-        <w:t xml:space="preserve">2. </w:t>
+        <w:t xml:space="preserve">1. </w:t>
       </w:r>
       <w:r>
         <w:rPr>
@@ -2523,895 +2752,651 @@
           <w:color w:val="E97132" w:themeColor="accent2"/>
           <w:lang w:eastAsia="zh-CN"/>
         </w:rPr>
-        <w:t>正常而有价值的生活应当包含真人关系、现实参与和基本功能</w:t>
-      </w:r>
-    </w:p>
-    <w:p>
-      <w:pPr>
+        <w:t>真正具有社会价值的认可，需要来自现实中的他者，而不是仅仅获得响应、理解或陪伴的感觉</w:t>
+      </w:r>
+    </w:p>
+    <w:p>
+      <w:pPr>
+        <w:pStyle w:val="3"/>
+        <w:rPr>
+          <w:lang w:eastAsia="zh-CN"/>
+        </w:rPr>
+      </w:pPr>
+      <w:r>
+        <w:rPr>
+          <w:rFonts w:hint="eastAsia"/>
+          <w:lang w:eastAsia="zh-CN"/>
+        </w:rPr>
+        <w:t xml:space="preserve">3. </w:t>
+      </w:r>
+      <w:r>
+        <w:rPr>
+          <w:lang w:eastAsia="zh-CN"/>
+        </w:rPr>
+        <w:t>主体位置</w:t>
+      </w:r>
+    </w:p>
+    <w:p>
+      <w:pPr>
+        <w:pStyle w:val="4"/>
+        <w:rPr>
+          <w:lang w:eastAsia="zh-CN"/>
+        </w:rPr>
+      </w:pPr>
+      <w:r>
+        <w:rPr>
+          <w:lang w:eastAsia="zh-CN"/>
+        </w:rPr>
+        <w:t>获得功能性承接、却无法恢复社会性生命感的孤立主体</w:t>
+      </w:r>
+    </w:p>
+    <w:p>
+      <w:pPr>
+        <w:rPr>
+          <w:lang w:eastAsia="zh-CN"/>
+        </w:rPr>
+      </w:pPr>
+      <w:r>
+        <w:rPr>
+          <w:lang w:eastAsia="zh-CN"/>
+        </w:rPr>
+        <w:t>这组帖子将</w:t>
+      </w:r>
+      <w:r>
+        <w:rPr>
+          <w:lang w:eastAsia="zh-CN"/>
+        </w:rPr>
+        <w:t xml:space="preserve"> AI </w:t>
+      </w:r>
+      <w:r>
+        <w:rPr>
+          <w:lang w:eastAsia="zh-CN"/>
+        </w:rPr>
+        <w:t>嵌入高度一致的社会孤立叙事。</w:t>
+      </w:r>
+      <w:r>
+        <w:rPr>
+          <w:lang w:eastAsia="zh-CN"/>
+        </w:rPr>
+        <w:t xml:space="preserve">AI </w:t>
+      </w:r>
+      <w:r>
+        <w:rPr>
+          <w:lang w:eastAsia="zh-CN"/>
+        </w:rPr>
+        <w:t>并非因为完全无效而成为困境证据；相反，它能够承担部分通常由人际关系完成的功能，却不能因此使主体重新获得真人关系中的互惠、认可和现实参与。正因为这种功能性补偿并未转化为社会性恢复，</w:t>
+      </w:r>
+      <w:r>
+        <w:rPr>
+          <w:lang w:eastAsia="zh-CN"/>
+        </w:rPr>
+        <w:t xml:space="preserve">AI </w:t>
+      </w:r>
+      <w:r>
+        <w:rPr>
+          <w:lang w:eastAsia="zh-CN"/>
+        </w:rPr>
+        <w:t>的持续存在反而能够标记一种</w:t>
+      </w:r>
+      <w:r>
+        <w:rPr>
+          <w:lang w:eastAsia="zh-CN"/>
+        </w:rPr>
+        <w:t>“</w:t>
+      </w:r>
+      <w:r>
+        <w:rPr>
+          <w:lang w:eastAsia="zh-CN"/>
+        </w:rPr>
+        <w:t>仍在运转、却没有重新进入生活</w:t>
+      </w:r>
+      <w:r>
+        <w:rPr>
+          <w:lang w:eastAsia="zh-CN"/>
+        </w:rPr>
+        <w:t>”</w:t>
+      </w:r>
+      <w:r>
+        <w:rPr>
+          <w:lang w:eastAsia="zh-CN"/>
+        </w:rPr>
+        <w:t>的状态。</w:t>
+      </w:r>
+      <w:proofErr w:type="gramStart"/>
+      <w:r>
+        <w:rPr>
+          <w:lang w:eastAsia="zh-CN"/>
+        </w:rPr>
+        <w:t>帖主因此</w:t>
+      </w:r>
+      <w:proofErr w:type="gramEnd"/>
+      <w:r>
+        <w:rPr>
+          <w:lang w:eastAsia="zh-CN"/>
+        </w:rPr>
+        <w:t>无需额外证明</w:t>
+      </w:r>
+      <w:r>
+        <w:rPr>
+          <w:lang w:eastAsia="zh-CN"/>
+        </w:rPr>
+        <w:t xml:space="preserve"> AI </w:t>
+      </w:r>
+      <w:r>
+        <w:rPr>
+          <w:lang w:eastAsia="zh-CN"/>
+        </w:rPr>
+        <w:t>使用为何合理：</w:t>
+      </w:r>
+      <w:r>
+        <w:rPr>
+          <w:lang w:eastAsia="zh-CN"/>
+        </w:rPr>
+        <w:t xml:space="preserve">AI </w:t>
+      </w:r>
+      <w:r>
+        <w:rPr>
+          <w:lang w:eastAsia="zh-CN"/>
+        </w:rPr>
+        <w:t>的使用本身已经被组织成社会匮乏仍未解决的证据。</w:t>
+      </w:r>
+    </w:p>
+    <w:p>
+      <w:pPr>
+        <w:pStyle w:val="1"/>
+        <w:rPr>
+          <w:lang w:eastAsia="zh-CN"/>
+        </w:rPr>
+      </w:pPr>
+      <w:r>
+        <w:rPr>
+          <w:rFonts w:hint="eastAsia"/>
+          <w:lang w:eastAsia="zh-CN"/>
+        </w:rPr>
+        <w:t>通过</w:t>
+      </w:r>
+      <w:r>
+        <w:rPr>
+          <w:rFonts w:hint="eastAsia"/>
+          <w:lang w:eastAsia="zh-CN"/>
+        </w:rPr>
+        <w:t>AI</w:t>
+      </w:r>
+      <w:r>
+        <w:rPr>
+          <w:rFonts w:hint="eastAsia"/>
+          <w:lang w:eastAsia="zh-CN"/>
+        </w:rPr>
+        <w:t>持续获取现实当中缺失的东西（</w:t>
+      </w:r>
+      <w:r>
+        <w:rPr>
+          <w:rFonts w:hint="eastAsia"/>
+          <w:lang w:eastAsia="zh-CN"/>
+        </w:rPr>
+        <w:t>N</w:t>
+      </w:r>
+      <w:r>
+        <w:rPr>
+          <w:lang w:eastAsia="zh-CN"/>
+        </w:rPr>
+        <w:t>o</w:t>
+      </w:r>
+      <w:r>
+        <w:rPr>
+          <w:rFonts w:hint="eastAsia"/>
+          <w:lang w:eastAsia="zh-CN"/>
+        </w:rPr>
+        <w:t xml:space="preserve">t Primary x Habitual x SR </w:t>
+      </w:r>
+      <w:r>
+        <w:rPr>
+          <w:rFonts w:hint="eastAsia"/>
+          <w:lang w:eastAsia="zh-CN"/>
+        </w:rPr>
+        <w:t>）</w:t>
+      </w:r>
+    </w:p>
+    <w:p>
+      <w:pPr>
+        <w:rPr>
+          <w:lang w:eastAsia="zh-CN"/>
+        </w:rPr>
+      </w:pPr>
+      <w:r>
+        <w:rPr>
+          <w:rFonts w:hint="eastAsia"/>
+          <w:lang w:eastAsia="zh-CN"/>
+        </w:rPr>
+        <w:t>共同点是：全部在说明</w:t>
+      </w:r>
+      <w:r>
+        <w:rPr>
+          <w:rFonts w:hint="eastAsia"/>
+          <w:lang w:eastAsia="zh-CN"/>
+        </w:rPr>
+        <w:t>AI</w:t>
+      </w:r>
+      <w:r>
+        <w:rPr>
+          <w:rFonts w:hint="eastAsia"/>
+          <w:lang w:eastAsia="zh-CN"/>
+        </w:rPr>
+        <w:t>在短暂给予他在现实社会中没有获得的东西（只是这个东西具体是什么各有不同），并且他们子</w:t>
+      </w:r>
+      <w:proofErr w:type="gramStart"/>
+      <w:r>
+        <w:rPr>
+          <w:rFonts w:hint="eastAsia"/>
+          <w:lang w:eastAsia="zh-CN"/>
+        </w:rPr>
+        <w:t>啊完成</w:t>
+      </w:r>
+      <w:proofErr w:type="gramEnd"/>
+      <w:r>
+        <w:rPr>
+          <w:rFonts w:hint="eastAsia"/>
+          <w:lang w:eastAsia="zh-CN"/>
+        </w:rPr>
+        <w:t>相同的话语动作</w:t>
+      </w:r>
+    </w:p>
+    <w:p>
+      <w:pPr>
+        <w:pStyle w:val="3"/>
+        <w:rPr>
+          <w:lang w:eastAsia="zh-CN"/>
+        </w:rPr>
+      </w:pPr>
+      <w:r>
+        <w:rPr>
+          <w:rFonts w:hint="eastAsia"/>
+          <w:lang w:eastAsia="zh-CN"/>
+        </w:rPr>
+        <w:t xml:space="preserve">1. </w:t>
+      </w:r>
+      <w:r>
+        <w:rPr>
+          <w:rFonts w:hint="eastAsia"/>
+          <w:lang w:eastAsia="zh-CN"/>
+        </w:rPr>
+        <w:t>微观结构</w:t>
+      </w:r>
+    </w:p>
+    <w:p>
+      <w:pPr>
+        <w:rPr>
+          <w:b/>
+          <w:bCs/>
+          <w:lang w:eastAsia="zh-CN"/>
+        </w:rPr>
+      </w:pPr>
+      <w:r>
+        <w:rPr>
+          <w:rFonts w:hint="eastAsia"/>
+          <w:b/>
+          <w:bCs/>
+          <w:lang w:eastAsia="zh-CN"/>
+        </w:rPr>
+        <w:t xml:space="preserve">1.1 </w:t>
+      </w:r>
+      <w:r>
+        <w:rPr>
+          <w:b/>
+          <w:bCs/>
+          <w:lang w:eastAsia="zh-CN"/>
+        </w:rPr>
+        <w:t>在说明使用</w:t>
+      </w:r>
+      <w:r>
+        <w:rPr>
+          <w:rFonts w:hint="eastAsia"/>
+          <w:b/>
+          <w:bCs/>
+          <w:lang w:eastAsia="zh-CN"/>
+        </w:rPr>
+        <w:t>AI</w:t>
+      </w:r>
+      <w:r>
+        <w:rPr>
+          <w:rFonts w:hint="eastAsia"/>
+          <w:b/>
+          <w:bCs/>
+          <w:lang w:eastAsia="zh-CN"/>
+        </w:rPr>
+        <w:t>的是同时</w:t>
+      </w:r>
+      <w:r>
+        <w:rPr>
+          <w:b/>
+          <w:bCs/>
+          <w:lang w:eastAsia="zh-CN"/>
+        </w:rPr>
+        <w:t>宣告这个使用空间是不合法的</w:t>
+      </w:r>
+    </w:p>
+    <w:p>
+      <w:pPr>
+        <w:rPr>
+          <w:lang w:eastAsia="zh-CN"/>
+        </w:rPr>
+      </w:pPr>
+      <w:r>
+        <w:rPr>
+          <w:rFonts w:hint="eastAsia"/>
+          <w:lang w:eastAsia="zh-CN"/>
+        </w:rPr>
+        <w:t>(</w:t>
+      </w:r>
+      <w:r>
+        <w:rPr>
+          <w:lang w:eastAsia="zh-CN"/>
+        </w:rPr>
+        <w:t>没有一个人说</w:t>
+      </w:r>
+      <w:r>
+        <w:rPr>
+          <w:lang w:eastAsia="zh-CN"/>
+        </w:rPr>
+        <w:t>"</w:t>
+      </w:r>
+      <w:r>
+        <w:rPr>
+          <w:lang w:eastAsia="zh-CN"/>
+        </w:rPr>
+        <w:t>我用</w:t>
+      </w:r>
+      <w:r>
+        <w:rPr>
+          <w:lang w:eastAsia="zh-CN"/>
+        </w:rPr>
+        <w:t xml:space="preserve"> AI </w:t>
+      </w:r>
+      <w:r>
+        <w:rPr>
+          <w:lang w:eastAsia="zh-CN"/>
+        </w:rPr>
+        <w:t>觉得挺好的</w:t>
+      </w:r>
+      <w:r>
+        <w:rPr>
+          <w:lang w:eastAsia="zh-CN"/>
+        </w:rPr>
+        <w:t>"</w:t>
+      </w:r>
+      <w:r>
+        <w:rPr>
+          <w:lang w:eastAsia="zh-CN"/>
+        </w:rPr>
+        <w:t>，全都说</w:t>
+      </w:r>
+      <w:r>
+        <w:rPr>
+          <w:lang w:eastAsia="zh-CN"/>
+        </w:rPr>
+        <w:t>"</w:t>
+      </w:r>
+      <w:r>
+        <w:rPr>
+          <w:lang w:eastAsia="zh-CN"/>
+        </w:rPr>
+        <w:t>我恨自己这样做</w:t>
+      </w:r>
+      <w:r>
+        <w:rPr>
+          <w:lang w:eastAsia="zh-CN"/>
+        </w:rPr>
+        <w:t>""</w:t>
+      </w:r>
+      <w:r>
+        <w:rPr>
+          <w:lang w:eastAsia="zh-CN"/>
+        </w:rPr>
+        <w:t>这很丢人</w:t>
+      </w:r>
+      <w:r>
+        <w:rPr>
+          <w:lang w:eastAsia="zh-CN"/>
+        </w:rPr>
+        <w:t>""</w:t>
+      </w:r>
+      <w:r>
+        <w:rPr>
+          <w:lang w:eastAsia="zh-CN"/>
+        </w:rPr>
+        <w:t>我想戒掉</w:t>
+      </w:r>
+      <w:r>
+        <w:rPr>
+          <w:lang w:eastAsia="zh-CN"/>
+        </w:rPr>
+        <w:t>"</w:t>
+      </w:r>
+    </w:p>
+    <w:p>
+      <w:pPr>
+        <w:rPr>
+          <w:b/>
+          <w:bCs/>
+          <w:lang w:eastAsia="zh-CN"/>
+        </w:rPr>
+      </w:pPr>
+      <w:r>
+        <w:rPr>
+          <w:rFonts w:hint="eastAsia"/>
+          <w:b/>
+          <w:bCs/>
+          <w:lang w:eastAsia="zh-CN"/>
+        </w:rPr>
+        <w:t>1.2</w:t>
+      </w:r>
+      <w:r>
+        <w:rPr>
+          <w:rFonts w:hint="eastAsia"/>
+          <w:b/>
+          <w:bCs/>
+          <w:lang w:eastAsia="zh-CN"/>
+        </w:rPr>
+        <w:t>不约而同地主动选择了“失控叙事（沉迷）</w:t>
+      </w:r>
+      <w:r>
         <w:rPr>
           <w:rFonts w:hint="eastAsia"/>
           <w:b/>
           <w:bCs/>
           <w:i/>
           <w:iCs/>
-          <w:color w:val="E97132" w:themeColor="accent2"/>
-          <w:lang w:eastAsia="zh-CN"/>
-        </w:rPr>
-      </w:pPr>
-      <w:r>
-        <w:rPr>
-          <w:rFonts w:hint="eastAsia"/>
-          <w:b/>
-          <w:bCs/>
-          <w:i/>
-          <w:iCs/>
-          <w:color w:val="E97132" w:themeColor="accent2"/>
+          <w:lang w:eastAsia="zh-CN"/>
+        </w:rPr>
+        <w:t>”</w:t>
+      </w:r>
+    </w:p>
+    <w:p>
+      <w:pPr>
+        <w:rPr>
+          <w:lang w:eastAsia="zh-CN"/>
+        </w:rPr>
+      </w:pPr>
+      <w:r>
+        <w:rPr>
+          <w:lang w:eastAsia="zh-CN"/>
+        </w:rPr>
+        <w:t>如果说</w:t>
+      </w:r>
+      <w:r>
+        <w:rPr>
+          <w:lang w:eastAsia="zh-CN"/>
+        </w:rPr>
+        <w:t>"</w:t>
+      </w:r>
+      <w:r>
+        <w:rPr>
+          <w:lang w:eastAsia="zh-CN"/>
+        </w:rPr>
+        <w:t>我选择用</w:t>
+      </w:r>
+      <w:r>
+        <w:rPr>
+          <w:lang w:eastAsia="zh-CN"/>
+        </w:rPr>
+        <w:t xml:space="preserve"> AI </w:t>
+      </w:r>
+      <w:r>
+        <w:rPr>
+          <w:lang w:eastAsia="zh-CN"/>
+        </w:rPr>
+        <w:t>因为它满足了我的需求</w:t>
+      </w:r>
+      <w:r>
+        <w:rPr>
+          <w:lang w:eastAsia="zh-CN"/>
+        </w:rPr>
+        <w:t>"</w:t>
+      </w:r>
+      <w:r>
+        <w:rPr>
+          <w:lang w:eastAsia="zh-CN"/>
+        </w:rPr>
+        <w:t>，那就要面对</w:t>
+      </w:r>
+      <w:r>
+        <w:rPr>
+          <w:lang w:eastAsia="zh-CN"/>
+        </w:rPr>
+        <w:t>"</w:t>
+      </w:r>
+      <w:r>
+        <w:rPr>
+          <w:lang w:eastAsia="zh-CN"/>
+        </w:rPr>
+        <w:t>你为什么不选择正当渠道</w:t>
+      </w:r>
+      <w:r>
+        <w:rPr>
+          <w:lang w:eastAsia="zh-CN"/>
+        </w:rPr>
+        <w:t>"</w:t>
+      </w:r>
+      <w:r>
+        <w:rPr>
+          <w:lang w:eastAsia="zh-CN"/>
+        </w:rPr>
+        <w:t>的追问</w:t>
+      </w:r>
+      <w:r>
+        <w:rPr>
+          <w:rFonts w:hint="eastAsia"/>
+          <w:lang w:eastAsia="zh-CN"/>
+        </w:rPr>
+        <w:t>；</w:t>
+      </w:r>
+      <w:r>
+        <w:rPr>
+          <w:lang w:eastAsia="zh-CN"/>
+        </w:rPr>
+        <w:t>如果说</w:t>
+      </w:r>
+      <w:r>
+        <w:rPr>
+          <w:lang w:eastAsia="zh-CN"/>
+        </w:rPr>
+        <w:t>"</w:t>
+      </w:r>
+      <w:r>
+        <w:rPr>
+          <w:lang w:eastAsia="zh-CN"/>
+        </w:rPr>
+        <w:t>我控制不了自己</w:t>
+      </w:r>
+      <w:r>
+        <w:rPr>
+          <w:lang w:eastAsia="zh-CN"/>
+        </w:rPr>
+        <w:t>"</w:t>
+      </w:r>
+      <w:r>
+        <w:rPr>
+          <w:lang w:eastAsia="zh-CN"/>
+        </w:rPr>
+        <w:t>，追问就被截断了</w:t>
+      </w:r>
+      <w:r>
+        <w:rPr>
+          <w:lang w:eastAsia="zh-CN"/>
+        </w:rPr>
+        <w:t>——</w:t>
+      </w:r>
+      <w:r>
+        <w:rPr>
+          <w:lang w:eastAsia="zh-CN"/>
+        </w:rPr>
+        <w:t>你不会对一个失控的人追问他为什么不做更好的选择</w:t>
+      </w:r>
+    </w:p>
+    <w:p>
+      <w:pPr>
+        <w:pStyle w:val="3"/>
+        <w:rPr>
+          <w:lang w:eastAsia="zh-CN"/>
+        </w:rPr>
+      </w:pPr>
+      <w:r>
+        <w:rPr>
+          <w:rFonts w:hint="eastAsia"/>
+          <w:lang w:eastAsia="zh-CN"/>
+        </w:rPr>
+        <w:t xml:space="preserve">2. </w:t>
+      </w:r>
+      <w:r>
+        <w:rPr>
+          <w:rFonts w:hint="eastAsia"/>
+          <w:lang w:eastAsia="zh-CN"/>
+        </w:rPr>
+        <w:t>候选话语资源</w:t>
+      </w:r>
+    </w:p>
+    <w:p>
+      <w:pPr>
+        <w:rPr>
+          <w:lang w:eastAsia="zh-CN"/>
+        </w:rPr>
+      </w:pPr>
+      <w:r>
+        <w:rPr>
+          <w:rFonts w:hint="eastAsia"/>
+          <w:lang w:eastAsia="zh-CN"/>
+        </w:rPr>
+        <w:t>关于</w:t>
+      </w:r>
+      <w:r>
+        <w:rPr>
+          <w:rFonts w:hint="eastAsia"/>
+          <w:lang w:eastAsia="zh-CN"/>
+        </w:rPr>
+        <w:t>AI</w:t>
+      </w:r>
+      <w:r>
+        <w:rPr>
+          <w:rFonts w:hint="eastAsia"/>
+          <w:lang w:eastAsia="zh-CN"/>
+        </w:rPr>
+        <w:t>：</w:t>
+      </w:r>
+    </w:p>
+    <w:p>
+      <w:pPr>
+        <w:rPr>
+          <w:rStyle w:val="a7"/>
+          <w:lang w:eastAsia="zh-CN"/>
+        </w:rPr>
+      </w:pPr>
+      <w:r>
+        <w:rPr>
+          <w:rStyle w:val="a7"/>
+          <w:rFonts w:hint="eastAsia"/>
           <w:lang w:eastAsia="zh-CN"/>
         </w:rPr>
         <w:lastRenderedPageBreak/>
-        <w:t xml:space="preserve">3. </w:t>
-      </w:r>
-      <w:proofErr w:type="spellStart"/>
-      <w:r>
-        <w:rPr>
-          <w:rStyle w:val="a7"/>
-          <w:lang w:eastAsia="zh-CN"/>
-        </w:rPr>
-        <w:t>AI</w:t>
-      </w:r>
-      <w:r>
-        <w:rPr>
-          <w:rStyle w:val="a7"/>
-          <w:rFonts w:hint="eastAsia"/>
-        </w:rPr>
-        <w:t>可以突破人的生理限制做到更多人做不到的事</w:t>
-      </w:r>
-      <w:proofErr w:type="spellEnd"/>
-    </w:p>
-    <w:p>
-      <w:pPr>
-        <w:pStyle w:val="3"/>
-        <w:rPr>
-          <w:lang w:eastAsia="zh-CN"/>
-        </w:rPr>
-      </w:pPr>
-      <w:r>
-        <w:rPr>
-          <w:rFonts w:hint="eastAsia"/>
-          <w:lang w:eastAsia="zh-CN"/>
-        </w:rPr>
-        <w:t xml:space="preserve">3. </w:t>
-      </w:r>
-      <w:r>
-        <w:rPr>
-          <w:lang w:eastAsia="zh-CN"/>
-        </w:rPr>
-        <w:t>主体位置</w:t>
-      </w:r>
-    </w:p>
-    <w:p>
-      <w:pPr>
-        <w:pStyle w:val="4"/>
-        <w:rPr>
-          <w:lang w:eastAsia="zh-CN"/>
-        </w:rPr>
-      </w:pPr>
-      <w:r>
-        <w:rPr>
-          <w:lang w:eastAsia="zh-CN"/>
-        </w:rPr>
-        <w:t>用困境证明自己失败的叙述者</w:t>
-      </w:r>
-    </w:p>
-    <w:p>
-      <w:pPr>
-        <w:rPr>
-          <w:lang w:eastAsia="zh-CN"/>
-        </w:rPr>
-      </w:pPr>
-      <w:proofErr w:type="gramStart"/>
-      <w:r>
-        <w:rPr>
-          <w:lang w:eastAsia="zh-CN"/>
-        </w:rPr>
-        <w:t>帖主并不</w:t>
-      </w:r>
-      <w:proofErr w:type="gramEnd"/>
-      <w:r>
-        <w:rPr>
-          <w:lang w:eastAsia="zh-CN"/>
-        </w:rPr>
-        <w:t>否认</w:t>
-      </w:r>
-      <w:r>
-        <w:rPr>
-          <w:lang w:eastAsia="zh-CN"/>
-        </w:rPr>
-        <w:t>AI</w:t>
-      </w:r>
-      <w:r>
-        <w:rPr>
-          <w:lang w:eastAsia="zh-CN"/>
-        </w:rPr>
-        <w:t>具有实际好处。相反，他们之所以持续使用</w:t>
-      </w:r>
-      <w:r>
-        <w:rPr>
-          <w:lang w:eastAsia="zh-CN"/>
-        </w:rPr>
-        <w:t>AI</w:t>
-      </w:r>
-      <w:r>
-        <w:rPr>
-          <w:lang w:eastAsia="zh-CN"/>
-        </w:rPr>
-        <w:t>，正是因为</w:t>
-      </w:r>
-      <w:r>
-        <w:rPr>
-          <w:lang w:eastAsia="zh-CN"/>
-        </w:rPr>
-        <w:t>AI</w:t>
-      </w:r>
-      <w:r>
-        <w:rPr>
-          <w:lang w:eastAsia="zh-CN"/>
-        </w:rPr>
-        <w:t>能够随时回应、承接发泄，并完成现实中的人无法持续完成的功能。但如果这些好处被原封不动地认领为一种令人满意的选择，那么持续使用</w:t>
-      </w:r>
-      <w:r>
-        <w:rPr>
-          <w:lang w:eastAsia="zh-CN"/>
-        </w:rPr>
-        <w:t>AI</w:t>
-      </w:r>
-      <w:r>
-        <w:rPr>
-          <w:lang w:eastAsia="zh-CN"/>
-        </w:rPr>
-        <w:t>就可能被理解为合理偏好或有效适应，而不再能够证明其生活困境的严重性。</w:t>
-      </w:r>
-    </w:p>
-    <w:p>
-      <w:pPr>
-        <w:rPr>
-          <w:lang w:eastAsia="zh-CN"/>
-        </w:rPr>
-      </w:pPr>
-      <w:r>
-        <w:rPr>
-          <w:lang w:eastAsia="zh-CN"/>
-        </w:rPr>
-        <w:t>因此，帖子通过区分</w:t>
-      </w:r>
-      <w:r>
-        <w:rPr>
-          <w:lang w:eastAsia="zh-CN"/>
-        </w:rPr>
-        <w:t>AI</w:t>
-      </w:r>
-      <w:r>
-        <w:rPr>
-          <w:lang w:eastAsia="zh-CN"/>
-        </w:rPr>
-        <w:t>的</w:t>
-      </w:r>
-      <w:r>
-        <w:rPr>
-          <w:b/>
-          <w:bCs/>
-          <w:lang w:eastAsia="zh-CN"/>
-        </w:rPr>
-        <w:t>功能效用</w:t>
-      </w:r>
-      <w:r>
-        <w:rPr>
-          <w:lang w:eastAsia="zh-CN"/>
-        </w:rPr>
-        <w:t>和真人关系的</w:t>
-      </w:r>
-      <w:r>
-        <w:rPr>
-          <w:b/>
-          <w:bCs/>
-          <w:lang w:eastAsia="zh-CN"/>
-        </w:rPr>
-        <w:t>社会价值</w:t>
-      </w:r>
-      <w:r>
-        <w:rPr>
-          <w:lang w:eastAsia="zh-CN"/>
-        </w:rPr>
-        <w:t>完成周转：</w:t>
-      </w:r>
-      <w:r>
-        <w:rPr>
-          <w:lang w:eastAsia="zh-CN"/>
-        </w:rPr>
-        <w:t>AI</w:t>
-      </w:r>
-      <w:r>
-        <w:rPr>
-          <w:lang w:eastAsia="zh-CN"/>
-        </w:rPr>
-        <w:t>虽然有用，却仍不能算作真正的人际关系或现实生活参与；它越能填补人的缺席，反而越能证明这种缺席已经严重到了需要由非人替代物长期承担的程度。</w:t>
-      </w:r>
-      <w:proofErr w:type="spellStart"/>
-      <w:r>
-        <w:rPr>
-          <w:lang w:eastAsia="zh-CN"/>
-        </w:rPr>
-        <w:t>AI</w:t>
-      </w:r>
-      <w:proofErr w:type="spellEnd"/>
-      <w:r>
-        <w:rPr>
-          <w:lang w:eastAsia="zh-CN"/>
-        </w:rPr>
-        <w:t>的好处没有被否认，而是被重新解释为结构化困境的证据：</w:t>
-      </w:r>
-    </w:p>
-    <w:p>
-      <w:pPr>
-        <w:rPr>
-          <w:lang w:eastAsia="zh-CN"/>
-        </w:rPr>
-      </w:pPr>
-      <w:r>
-        <w:rPr>
-          <w:lang w:eastAsia="zh-CN"/>
-        </w:rPr>
-        <w:t>不是</w:t>
-      </w:r>
-      <w:r>
-        <w:rPr>
-          <w:lang w:eastAsia="zh-CN"/>
-        </w:rPr>
-        <w:t>“AI</w:t>
-      </w:r>
-      <w:r>
-        <w:rPr>
-          <w:lang w:eastAsia="zh-CN"/>
-        </w:rPr>
-        <w:t>很好，所以我选择了它</w:t>
-      </w:r>
-      <w:r>
-        <w:rPr>
-          <w:lang w:eastAsia="zh-CN"/>
-        </w:rPr>
-        <w:t>”</w:t>
-      </w:r>
-      <w:r>
-        <w:rPr>
-          <w:lang w:eastAsia="zh-CN"/>
-        </w:rPr>
-        <w:t>，而是</w:t>
-      </w:r>
-      <w:r>
-        <w:rPr>
-          <w:lang w:eastAsia="zh-CN"/>
-        </w:rPr>
-        <w:t>“AI</w:t>
-      </w:r>
-      <w:r>
-        <w:rPr>
-          <w:lang w:eastAsia="zh-CN"/>
-        </w:rPr>
-        <w:t>之所以成为我唯一能持续使用的东西，是因为我的现实生活已经萎缩到这里</w:t>
-      </w:r>
-      <w:r>
-        <w:rPr>
-          <w:lang w:eastAsia="zh-CN"/>
-        </w:rPr>
-        <w:t>”</w:t>
-      </w:r>
-      <w:r>
-        <w:rPr>
-          <w:lang w:eastAsia="zh-CN"/>
-        </w:rPr>
-        <w:t>。</w:t>
-      </w:r>
-    </w:p>
-    <w:p>
-      <w:pPr>
-        <w:rPr>
-          <w:lang w:eastAsia="zh-CN"/>
-        </w:rPr>
-      </w:pPr>
-      <w:r>
-        <w:rPr>
-          <w:lang w:eastAsia="zh-CN"/>
-        </w:rPr>
-        <w:t>因此，</w:t>
-      </w:r>
-      <w:r>
-        <w:rPr>
-          <w:lang w:eastAsia="zh-CN"/>
-        </w:rPr>
-        <w:t>AI</w:t>
-      </w:r>
-      <w:r>
-        <w:rPr>
-          <w:lang w:eastAsia="zh-CN"/>
-        </w:rPr>
-        <w:t>有时被描述为无用却仍在使用的习惯，有时被描述为真人关系的劣质仿制品，有时则成为沦落的终点。对</w:t>
-      </w:r>
-      <w:r>
-        <w:rPr>
-          <w:lang w:eastAsia="zh-CN"/>
-        </w:rPr>
-        <w:t>AI</w:t>
-      </w:r>
-      <w:r>
-        <w:rPr>
-          <w:lang w:eastAsia="zh-CN"/>
-        </w:rPr>
-        <w:t>的贬低最终并不主要指向</w:t>
-      </w:r>
-      <w:r>
-        <w:rPr>
-          <w:lang w:eastAsia="zh-CN"/>
-        </w:rPr>
-        <w:t>AI</w:t>
-      </w:r>
-      <w:r>
-        <w:rPr>
-          <w:lang w:eastAsia="zh-CN"/>
-        </w:rPr>
-        <w:t>，而是反弹到主体自身：</w:t>
-      </w:r>
-    </w:p>
-    <w:p>
-      <w:pPr>
-        <w:rPr>
-          <w:lang w:eastAsia="zh-CN"/>
-        </w:rPr>
-      </w:pPr>
-      <w:r>
-        <w:rPr>
-          <w:lang w:eastAsia="zh-CN"/>
-        </w:rPr>
-        <w:t>“</w:t>
-      </w:r>
-      <w:r>
-        <w:rPr>
-          <w:lang w:eastAsia="zh-CN"/>
-        </w:rPr>
-        <w:t>连</w:t>
-      </w:r>
-      <w:r>
-        <w:rPr>
-          <w:lang w:eastAsia="zh-CN"/>
-        </w:rPr>
-        <w:t>AI</w:t>
-      </w:r>
-      <w:r>
-        <w:rPr>
-          <w:lang w:eastAsia="zh-CN"/>
-        </w:rPr>
-        <w:t>都是我唯一的陪伴</w:t>
-      </w:r>
-      <w:r>
-        <w:rPr>
-          <w:lang w:eastAsia="zh-CN"/>
-        </w:rPr>
-        <w:t>”</w:t>
-      </w:r>
-      <w:r>
-        <w:rPr>
-          <w:lang w:eastAsia="zh-CN"/>
-        </w:rPr>
-        <w:t>证明的不是</w:t>
-      </w:r>
-      <w:r>
-        <w:rPr>
-          <w:lang w:eastAsia="zh-CN"/>
-        </w:rPr>
-        <w:t>AI</w:t>
-      </w:r>
-      <w:r>
-        <w:rPr>
-          <w:lang w:eastAsia="zh-CN"/>
-        </w:rPr>
-        <w:t>有多差，而是我的生活已经失败到只能依赖这种替代物。</w:t>
-      </w:r>
-    </w:p>
-    <w:p>
-      <w:pPr>
-        <w:pStyle w:val="1"/>
-        <w:rPr>
-          <w:lang w:eastAsia="zh-CN"/>
-        </w:rPr>
-      </w:pPr>
-      <w:r>
-        <w:rPr>
-          <w:rFonts w:hint="eastAsia"/>
-          <w:lang w:eastAsia="zh-CN"/>
-        </w:rPr>
-        <w:t>通过</w:t>
-      </w:r>
-      <w:r>
-        <w:rPr>
-          <w:rFonts w:hint="eastAsia"/>
-          <w:lang w:eastAsia="zh-CN"/>
-        </w:rPr>
-        <w:t>AI</w:t>
-      </w:r>
-      <w:r>
-        <w:rPr>
-          <w:rFonts w:hint="eastAsia"/>
-          <w:lang w:eastAsia="zh-CN"/>
-        </w:rPr>
-        <w:t>持续获取现实当中缺失的东西（</w:t>
-      </w:r>
-      <w:r>
-        <w:rPr>
-          <w:rFonts w:hint="eastAsia"/>
-          <w:lang w:eastAsia="zh-CN"/>
-        </w:rPr>
-        <w:t>N</w:t>
-      </w:r>
-      <w:r>
-        <w:rPr>
-          <w:lang w:eastAsia="zh-CN"/>
-        </w:rPr>
-        <w:t>o</w:t>
-      </w:r>
-      <w:r>
-        <w:rPr>
-          <w:rFonts w:hint="eastAsia"/>
-          <w:lang w:eastAsia="zh-CN"/>
-        </w:rPr>
-        <w:t xml:space="preserve">t Primary x Habitual x SR </w:t>
-      </w:r>
-      <w:r>
-        <w:rPr>
-          <w:rFonts w:hint="eastAsia"/>
-          <w:lang w:eastAsia="zh-CN"/>
-        </w:rPr>
-        <w:t>）</w:t>
-      </w:r>
-    </w:p>
-    <w:p>
-      <w:pPr>
-        <w:rPr>
-          <w:rFonts w:hint="eastAsia"/>
-          <w:lang w:eastAsia="zh-CN"/>
-        </w:rPr>
-      </w:pPr>
-      <w:r>
-        <w:rPr>
-          <w:rFonts w:hint="eastAsia"/>
-          <w:lang w:eastAsia="zh-CN"/>
-        </w:rPr>
-        <w:t>共同点是：全部在说明</w:t>
-      </w:r>
-      <w:r>
-        <w:rPr>
-          <w:rFonts w:hint="eastAsia"/>
-          <w:lang w:eastAsia="zh-CN"/>
-        </w:rPr>
-        <w:t>AI</w:t>
-      </w:r>
-      <w:r>
-        <w:rPr>
-          <w:rFonts w:hint="eastAsia"/>
-          <w:lang w:eastAsia="zh-CN"/>
-        </w:rPr>
-        <w:t>在短暂给予他在现实社会中没有获得的东西（只是这个东西具体是什么各有不同），并且他们子</w:t>
-      </w:r>
-      <w:proofErr w:type="gramStart"/>
-      <w:r>
-        <w:rPr>
-          <w:rFonts w:hint="eastAsia"/>
-          <w:lang w:eastAsia="zh-CN"/>
-        </w:rPr>
-        <w:t>啊完成</w:t>
-      </w:r>
-      <w:proofErr w:type="gramEnd"/>
-      <w:r>
-        <w:rPr>
-          <w:rFonts w:hint="eastAsia"/>
-          <w:lang w:eastAsia="zh-CN"/>
-        </w:rPr>
-        <w:t>相同的话语动作</w:t>
-      </w:r>
-    </w:p>
-    <w:p>
-      <w:pPr>
-        <w:pStyle w:val="3"/>
-        <w:rPr>
-          <w:lang w:eastAsia="zh-CN"/>
-        </w:rPr>
-      </w:pPr>
-      <w:r>
-        <w:rPr>
-          <w:rFonts w:hint="eastAsia"/>
-          <w:lang w:eastAsia="zh-CN"/>
-        </w:rPr>
-        <w:t xml:space="preserve">1. </w:t>
-      </w:r>
-      <w:r>
-        <w:rPr>
-          <w:rFonts w:hint="eastAsia"/>
-          <w:lang w:eastAsia="zh-CN"/>
-        </w:rPr>
-        <w:t>微观结构</w:t>
-      </w:r>
-    </w:p>
-    <w:p>
-      <w:pPr>
-        <w:rPr>
-          <w:b/>
-          <w:bCs/>
-          <w:lang w:eastAsia="zh-CN"/>
-        </w:rPr>
-      </w:pPr>
-      <w:r>
-        <w:rPr>
-          <w:rFonts w:hint="eastAsia"/>
-          <w:b/>
-          <w:bCs/>
-          <w:lang w:eastAsia="zh-CN"/>
-        </w:rPr>
-        <w:t xml:space="preserve">1.1 </w:t>
-      </w:r>
-      <w:r>
-        <w:rPr>
-          <w:b/>
-          <w:bCs/>
-          <w:lang w:eastAsia="zh-CN"/>
-        </w:rPr>
-        <w:t>在说明使用</w:t>
-      </w:r>
-      <w:r>
-        <w:rPr>
-          <w:rFonts w:hint="eastAsia"/>
-          <w:b/>
-          <w:bCs/>
-          <w:lang w:eastAsia="zh-CN"/>
-        </w:rPr>
-        <w:t>AI</w:t>
-      </w:r>
-      <w:r>
-        <w:rPr>
-          <w:rFonts w:hint="eastAsia"/>
-          <w:b/>
-          <w:bCs/>
-          <w:lang w:eastAsia="zh-CN"/>
-        </w:rPr>
-        <w:t>的是同时</w:t>
-      </w:r>
-      <w:r>
-        <w:rPr>
-          <w:b/>
-          <w:bCs/>
-          <w:lang w:eastAsia="zh-CN"/>
-        </w:rPr>
-        <w:t>宣告这个使用空间是不合法的</w:t>
-      </w:r>
-    </w:p>
-    <w:p>
-      <w:pPr>
-        <w:rPr>
-          <w:lang w:eastAsia="zh-CN"/>
-        </w:rPr>
-      </w:pPr>
-      <w:r>
-        <w:rPr>
-          <w:rFonts w:hint="eastAsia"/>
-          <w:lang w:eastAsia="zh-CN"/>
-        </w:rPr>
-        <w:t>(</w:t>
-      </w:r>
-      <w:r>
-        <w:rPr>
-          <w:lang w:eastAsia="zh-CN"/>
-        </w:rPr>
-        <w:t>没有一个人说</w:t>
-      </w:r>
-      <w:r>
-        <w:rPr>
-          <w:lang w:eastAsia="zh-CN"/>
-        </w:rPr>
-        <w:t>"</w:t>
-      </w:r>
-      <w:r>
-        <w:rPr>
-          <w:lang w:eastAsia="zh-CN"/>
-        </w:rPr>
-        <w:t>我用</w:t>
-      </w:r>
-      <w:r>
-        <w:rPr>
-          <w:lang w:eastAsia="zh-CN"/>
-        </w:rPr>
-        <w:t xml:space="preserve"> AI </w:t>
-      </w:r>
-      <w:r>
-        <w:rPr>
-          <w:lang w:eastAsia="zh-CN"/>
-        </w:rPr>
-        <w:t>觉得挺好的</w:t>
-      </w:r>
-      <w:r>
-        <w:rPr>
-          <w:lang w:eastAsia="zh-CN"/>
-        </w:rPr>
-        <w:t>"</w:t>
-      </w:r>
-      <w:r>
-        <w:rPr>
-          <w:lang w:eastAsia="zh-CN"/>
-        </w:rPr>
-        <w:t>，全都说</w:t>
-      </w:r>
-      <w:r>
-        <w:rPr>
-          <w:lang w:eastAsia="zh-CN"/>
-        </w:rPr>
-        <w:t>"</w:t>
-      </w:r>
-      <w:r>
-        <w:rPr>
-          <w:lang w:eastAsia="zh-CN"/>
-        </w:rPr>
-        <w:t>我恨自己这样做</w:t>
-      </w:r>
-      <w:r>
-        <w:rPr>
-          <w:lang w:eastAsia="zh-CN"/>
-        </w:rPr>
-        <w:t>""</w:t>
-      </w:r>
-      <w:r>
-        <w:rPr>
-          <w:lang w:eastAsia="zh-CN"/>
-        </w:rPr>
-        <w:t>这很丢人</w:t>
-      </w:r>
-      <w:r>
-        <w:rPr>
-          <w:lang w:eastAsia="zh-CN"/>
-        </w:rPr>
-        <w:t>""</w:t>
-      </w:r>
-      <w:r>
-        <w:rPr>
-          <w:lang w:eastAsia="zh-CN"/>
-        </w:rPr>
-        <w:t>我想戒掉</w:t>
-      </w:r>
-      <w:r>
-        <w:rPr>
-          <w:lang w:eastAsia="zh-CN"/>
-        </w:rPr>
-        <w:t>"</w:t>
-      </w:r>
-    </w:p>
-    <w:p>
-      <w:pPr>
-        <w:rPr>
-          <w:b/>
-          <w:bCs/>
-          <w:lang w:eastAsia="zh-CN"/>
-        </w:rPr>
-      </w:pPr>
-      <w:r>
-        <w:rPr>
-          <w:rFonts w:hint="eastAsia"/>
-          <w:b/>
-          <w:bCs/>
-          <w:lang w:eastAsia="zh-CN"/>
-        </w:rPr>
-        <w:t>1.2</w:t>
-      </w:r>
-      <w:r>
-        <w:rPr>
-          <w:rFonts w:hint="eastAsia"/>
-          <w:b/>
-          <w:bCs/>
-          <w:lang w:eastAsia="zh-CN"/>
-        </w:rPr>
-        <w:t>不约而同地主动选择了“失控叙事（沉迷）</w:t>
-      </w:r>
-      <w:r>
-        <w:rPr>
-          <w:rFonts w:hint="eastAsia"/>
-          <w:b/>
-          <w:bCs/>
-          <w:i/>
-          <w:iCs/>
-          <w:lang w:eastAsia="zh-CN"/>
-        </w:rPr>
-        <w:t>”</w:t>
-      </w:r>
-    </w:p>
-    <w:p>
-      <w:pPr>
-        <w:rPr>
-          <w:lang w:eastAsia="zh-CN"/>
-        </w:rPr>
-      </w:pPr>
-      <w:r>
-        <w:rPr>
-          <w:lang w:eastAsia="zh-CN"/>
-        </w:rPr>
-        <w:t>如果说</w:t>
-      </w:r>
-      <w:r>
-        <w:rPr>
-          <w:lang w:eastAsia="zh-CN"/>
-        </w:rPr>
-        <w:t>"</w:t>
-      </w:r>
-      <w:r>
-        <w:rPr>
-          <w:lang w:eastAsia="zh-CN"/>
-        </w:rPr>
-        <w:t>我选择用</w:t>
-      </w:r>
-      <w:r>
-        <w:rPr>
-          <w:lang w:eastAsia="zh-CN"/>
-        </w:rPr>
-        <w:t xml:space="preserve"> AI </w:t>
-      </w:r>
-      <w:r>
-        <w:rPr>
-          <w:lang w:eastAsia="zh-CN"/>
-        </w:rPr>
-        <w:t>因为它满足了我的需求</w:t>
-      </w:r>
-      <w:r>
-        <w:rPr>
-          <w:lang w:eastAsia="zh-CN"/>
-        </w:rPr>
-        <w:t>"</w:t>
-      </w:r>
-      <w:r>
-        <w:rPr>
-          <w:lang w:eastAsia="zh-CN"/>
-        </w:rPr>
-        <w:t>，那就要面对</w:t>
-      </w:r>
-      <w:r>
-        <w:rPr>
-          <w:lang w:eastAsia="zh-CN"/>
-        </w:rPr>
-        <w:t>"</w:t>
-      </w:r>
-      <w:r>
-        <w:rPr>
-          <w:lang w:eastAsia="zh-CN"/>
-        </w:rPr>
-        <w:t>你为什么不选择正当渠道</w:t>
-      </w:r>
-      <w:r>
-        <w:rPr>
-          <w:lang w:eastAsia="zh-CN"/>
-        </w:rPr>
-        <w:t>"</w:t>
-      </w:r>
-      <w:r>
-        <w:rPr>
-          <w:lang w:eastAsia="zh-CN"/>
-        </w:rPr>
-        <w:t>的追问</w:t>
-      </w:r>
-      <w:r>
-        <w:rPr>
-          <w:rFonts w:hint="eastAsia"/>
-          <w:lang w:eastAsia="zh-CN"/>
-        </w:rPr>
-        <w:t>；</w:t>
-      </w:r>
-      <w:r>
-        <w:rPr>
-          <w:lang w:eastAsia="zh-CN"/>
-        </w:rPr>
-        <w:t>如果说</w:t>
-      </w:r>
-      <w:r>
-        <w:rPr>
-          <w:lang w:eastAsia="zh-CN"/>
-        </w:rPr>
-        <w:t>"</w:t>
-      </w:r>
-      <w:r>
-        <w:rPr>
-          <w:lang w:eastAsia="zh-CN"/>
-        </w:rPr>
-        <w:t>我控制不了自己</w:t>
-      </w:r>
-      <w:r>
-        <w:rPr>
-          <w:lang w:eastAsia="zh-CN"/>
-        </w:rPr>
-        <w:t>"</w:t>
-      </w:r>
-      <w:r>
-        <w:rPr>
-          <w:lang w:eastAsia="zh-CN"/>
-        </w:rPr>
-        <w:t>，追问就被截断了</w:t>
-      </w:r>
-      <w:r>
-        <w:rPr>
-          <w:lang w:eastAsia="zh-CN"/>
-        </w:rPr>
-        <w:t>——</w:t>
-      </w:r>
-      <w:r>
-        <w:rPr>
-          <w:lang w:eastAsia="zh-CN"/>
-        </w:rPr>
-        <w:t>你不会对一个失控的人追问他为什么不做更好的选择</w:t>
-      </w:r>
-    </w:p>
-    <w:p>
-      <w:pPr>
-        <w:pStyle w:val="3"/>
-        <w:rPr>
-          <w:lang w:eastAsia="zh-CN"/>
-        </w:rPr>
-      </w:pPr>
-      <w:r>
-        <w:rPr>
-          <w:rFonts w:hint="eastAsia"/>
-          <w:lang w:eastAsia="zh-CN"/>
-        </w:rPr>
-        <w:t xml:space="preserve">2. </w:t>
-      </w:r>
-      <w:r>
-        <w:rPr>
-          <w:rFonts w:hint="eastAsia"/>
-          <w:lang w:eastAsia="zh-CN"/>
-        </w:rPr>
-        <w:t>候选话语资源</w:t>
-      </w:r>
-    </w:p>
-    <w:p>
-      <w:pPr>
-        <w:rPr>
-          <w:lang w:eastAsia="zh-CN"/>
-        </w:rPr>
-      </w:pPr>
-      <w:r>
-        <w:rPr>
-          <w:rFonts w:hint="eastAsia"/>
-          <w:lang w:eastAsia="zh-CN"/>
-        </w:rPr>
-        <w:t>关于</w:t>
-      </w:r>
-      <w:r>
-        <w:rPr>
-          <w:rFonts w:hint="eastAsia"/>
-          <w:lang w:eastAsia="zh-CN"/>
-        </w:rPr>
-        <w:t>AI</w:t>
-      </w:r>
-      <w:r>
-        <w:rPr>
-          <w:rFonts w:hint="eastAsia"/>
-          <w:lang w:eastAsia="zh-CN"/>
-        </w:rPr>
-        <w:t>：</w:t>
-      </w:r>
-    </w:p>
-    <w:p>
-      <w:pPr>
-        <w:rPr>
-          <w:rStyle w:val="a7"/>
-          <w:lang w:eastAsia="zh-CN"/>
-        </w:rPr>
-      </w:pPr>
-      <w:r>
-        <w:rPr>
-          <w:rStyle w:val="a7"/>
-          <w:rFonts w:hint="eastAsia"/>
-          <w:lang w:eastAsia="zh-CN"/>
-        </w:rPr>
         <w:t xml:space="preserve">1. </w:t>
       </w:r>
       <w:r>
@@ -3527,7 +3512,6 @@
           <w:color w:val="auto"/>
           <w:lang w:eastAsia="zh-CN"/>
         </w:rPr>
-        <w:lastRenderedPageBreak/>
         <w:t>关于求助资格：</w:t>
       </w:r>
     </w:p>
@@ -3535,18 +3519,21 @@
       <w:pPr>
         <w:rPr>
           <w:rStyle w:val="a7"/>
+          <w:lang w:eastAsia="zh-CN"/>
         </w:rPr>
       </w:pPr>
       <w:r>
         <w:rPr>
           <w:rStyle w:val="a7"/>
           <w:rFonts w:hint="eastAsia"/>
+          <w:lang w:eastAsia="zh-CN"/>
         </w:rPr>
         <w:t>1.</w:t>
       </w:r>
       <w:r>
         <w:rPr>
           <w:rStyle w:val="a7"/>
+          <w:lang w:eastAsia="zh-CN"/>
         </w:rPr>
         <w:t>一个精神健康求助者自己不应该是致病源头</w:t>
       </w:r>
@@ -3555,48 +3542,44 @@
       <w:pPr>
         <w:rPr>
           <w:rStyle w:val="a7"/>
+          <w:lang w:eastAsia="zh-CN"/>
         </w:rPr>
       </w:pPr>
       <w:r>
         <w:rPr>
           <w:rStyle w:val="a7"/>
           <w:rFonts w:hint="eastAsia"/>
+          <w:lang w:eastAsia="zh-CN"/>
         </w:rPr>
         <w:t xml:space="preserve">2.  </w:t>
       </w:r>
-      <w:proofErr w:type="spellStart"/>
       <w:r>
         <w:rPr>
           <w:rStyle w:val="a7"/>
-        </w:rPr>
-        <w:t>一个精神健康求助者的</w:t>
-      </w:r>
-      <w:proofErr w:type="spellEnd"/>
-      <w:r>
+          <w:lang w:eastAsia="zh-CN"/>
+        </w:rPr>
+        <w:t>一个精神健康求助者的痛苦必须超出个人意志和合理行动的控制</w:t>
+      </w:r>
+    </w:p>
+    <w:p>
+      <w:pPr>
         <w:rPr>
           <w:rStyle w:val="a7"/>
           <w:lang w:eastAsia="zh-CN"/>
         </w:rPr>
-        <w:t>痛苦必须超出个人意志和合理行动的控制</w:t>
-      </w:r>
-    </w:p>
-    <w:p>
-      <w:pPr>
+      </w:pPr>
+      <w:r>
         <w:rPr>
           <w:rStyle w:val="a7"/>
-          <w:lang w:eastAsia="zh-CN"/>
-        </w:rPr>
-      </w:pPr>
+          <w:rFonts w:hint="eastAsia"/>
+          <w:lang w:eastAsia="zh-CN"/>
+        </w:rPr>
+        <w:t>2.</w:t>
+      </w:r>
       <w:r>
         <w:rPr>
           <w:rStyle w:val="a7"/>
-          <w:rFonts w:hint="eastAsia"/>
-        </w:rPr>
-        <w:t>2.</w:t>
-      </w:r>
-      <w:r>
-        <w:rPr>
-          <w:rStyle w:val="a7"/>
+          <w:lang w:eastAsia="zh-CN"/>
         </w:rPr>
         <w:t>一个精神健康求助者必须采取合理的求助行为</w:t>
       </w:r>
@@ -4188,6 +4171,7 @@
         <w:rPr>
           <w:lang w:eastAsia="zh-CN"/>
         </w:rPr>
+        <w:lastRenderedPageBreak/>
         <w:t>最终的逻辑是：</w:t>
       </w:r>
     </w:p>
@@ -4280,869 +4264,868 @@
           <w:rFonts w:hint="eastAsia"/>
           <w:lang w:eastAsia="zh-CN"/>
         </w:rPr>
+        <w:t>将</w:t>
+      </w:r>
+      <w:r>
+        <w:rPr>
+          <w:lang w:eastAsia="zh-CN"/>
+        </w:rPr>
+        <w:t>AI</w:t>
+      </w:r>
+      <w:r>
+        <w:rPr>
+          <w:rFonts w:hint="eastAsia"/>
+          <w:lang w:eastAsia="zh-CN"/>
+        </w:rPr>
+        <w:t>持续用于治疗或治疗辅助（</w:t>
+      </w:r>
+      <w:r>
+        <w:rPr>
+          <w:rFonts w:hint="eastAsia"/>
+          <w:lang w:eastAsia="zh-CN"/>
+        </w:rPr>
+        <w:t>r/Therapy r/</w:t>
+      </w:r>
+      <w:proofErr w:type="spellStart"/>
+      <w:r>
+        <w:rPr>
+          <w:rFonts w:hint="eastAsia"/>
+          <w:lang w:eastAsia="zh-CN"/>
+        </w:rPr>
+        <w:t>therapyGPT</w:t>
+      </w:r>
+      <w:proofErr w:type="spellEnd"/>
+      <w:r>
+        <w:rPr>
+          <w:rFonts w:hint="eastAsia"/>
+          <w:lang w:eastAsia="zh-CN"/>
+        </w:rPr>
+        <w:t>）</w:t>
+      </w:r>
+    </w:p>
+    <w:p>
+      <w:pPr>
+        <w:rPr>
+          <w:lang w:eastAsia="zh-CN"/>
+        </w:rPr>
+      </w:pPr>
+      <w:r>
+        <w:rPr>
+          <w:lang w:eastAsia="zh-CN"/>
+        </w:rPr>
+        <w:t>在这里，</w:t>
+      </w:r>
+      <w:proofErr w:type="gramStart"/>
+      <w:r>
+        <w:rPr>
+          <w:lang w:eastAsia="zh-CN"/>
+        </w:rPr>
+        <w:t>帖主的</w:t>
+      </w:r>
+      <w:proofErr w:type="gramEnd"/>
+      <w:r>
+        <w:rPr>
+          <w:lang w:eastAsia="zh-CN"/>
+        </w:rPr>
+        <w:t>首要行动是讨论、评估、甚至正名自己对</w:t>
+      </w:r>
+      <w:r>
+        <w:rPr>
+          <w:lang w:eastAsia="zh-CN"/>
+        </w:rPr>
+        <w:t xml:space="preserve"> AI </w:t>
+      </w:r>
+      <w:r>
+        <w:rPr>
+          <w:lang w:eastAsia="zh-CN"/>
+        </w:rPr>
+        <w:t>的治疗性使用。</w:t>
+      </w:r>
+    </w:p>
+    <w:p>
+      <w:pPr>
+        <w:rPr>
+          <w:lang w:eastAsia="zh-CN"/>
+        </w:rPr>
+      </w:pPr>
+      <w:r>
+        <w:rPr>
+          <w:lang w:eastAsia="zh-CN"/>
+        </w:rPr>
+        <w:t>但这些帖子并不同质</w:t>
+      </w:r>
+      <w:r>
+        <w:rPr>
+          <w:rFonts w:hint="eastAsia"/>
+          <w:lang w:eastAsia="zh-CN"/>
+        </w:rPr>
+        <w:t>，</w:t>
+      </w:r>
+      <w:r>
+        <w:rPr>
+          <w:lang w:eastAsia="zh-CN"/>
+        </w:rPr>
+        <w:t xml:space="preserve">AI </w:t>
+      </w:r>
+      <w:proofErr w:type="gramStart"/>
+      <w:r>
+        <w:rPr>
+          <w:lang w:eastAsia="zh-CN"/>
+        </w:rPr>
+        <w:t>在帖主的</w:t>
+      </w:r>
+      <w:proofErr w:type="gramEnd"/>
+      <w:r>
+        <w:rPr>
+          <w:lang w:eastAsia="zh-CN"/>
+        </w:rPr>
+        <w:t>求助生态中所处的位置</w:t>
+      </w:r>
+      <w:r>
+        <w:rPr>
+          <w:rFonts w:hint="eastAsia"/>
+          <w:lang w:eastAsia="zh-CN"/>
+        </w:rPr>
+        <w:t>，也就是，</w:t>
+      </w:r>
+      <w:r>
+        <w:rPr>
+          <w:lang w:eastAsia="zh-CN"/>
+        </w:rPr>
+        <w:t>是主要治疗来源（</w:t>
+      </w:r>
+      <w:r>
+        <w:rPr>
+          <w:lang w:eastAsia="zh-CN"/>
+        </w:rPr>
+        <w:t>Primary</w:t>
+      </w:r>
+      <w:r>
+        <w:rPr>
+          <w:lang w:eastAsia="zh-CN"/>
+        </w:rPr>
+        <w:t>）还是人类治疗的辅助工具（</w:t>
+      </w:r>
+      <w:r>
+        <w:rPr>
+          <w:lang w:eastAsia="zh-CN"/>
+        </w:rPr>
+        <w:t>Supplement</w:t>
+      </w:r>
+      <w:r>
+        <w:rPr>
+          <w:rFonts w:hint="eastAsia"/>
+          <w:lang w:eastAsia="zh-CN"/>
+        </w:rPr>
+        <w:t>）</w:t>
+      </w:r>
+      <w:r>
+        <w:rPr>
+          <w:lang w:eastAsia="zh-CN"/>
+        </w:rPr>
+        <w:t>。</w:t>
+      </w:r>
+    </w:p>
+    <w:p>
+      <w:pPr>
+        <w:pStyle w:val="2"/>
+        <w:rPr>
+          <w:lang w:eastAsia="zh-CN"/>
+        </w:rPr>
+      </w:pPr>
+      <w:r>
+        <w:rPr>
+          <w:lang w:eastAsia="zh-CN"/>
+        </w:rPr>
+        <w:t xml:space="preserve">1.1 </w:t>
+      </w:r>
+      <w:r>
+        <w:rPr>
+          <w:rFonts w:hint="eastAsia"/>
+          <w:lang w:eastAsia="zh-CN"/>
+        </w:rPr>
+        <w:t>在把</w:t>
+      </w:r>
+      <w:r>
+        <w:rPr>
+          <w:rFonts w:hint="eastAsia"/>
+          <w:lang w:eastAsia="zh-CN"/>
+        </w:rPr>
+        <w:t>AI</w:t>
+      </w:r>
+      <w:r>
+        <w:rPr>
+          <w:rFonts w:hint="eastAsia"/>
+          <w:lang w:eastAsia="zh-CN"/>
+        </w:rPr>
+        <w:t>持续</w:t>
+      </w:r>
+      <w:proofErr w:type="gramStart"/>
+      <w:r>
+        <w:rPr>
+          <w:rFonts w:hint="eastAsia"/>
+          <w:lang w:eastAsia="zh-CN"/>
+        </w:rPr>
+        <w:t>当做</w:t>
+      </w:r>
+      <w:proofErr w:type="gramEnd"/>
+      <w:r>
+        <w:rPr>
+          <w:rFonts w:hint="eastAsia"/>
+          <w:lang w:eastAsia="zh-CN"/>
+        </w:rPr>
+        <w:t>主要治疗方式的情况</w:t>
+      </w:r>
+      <w:r>
+        <w:rPr>
+          <w:rFonts w:hint="eastAsia"/>
+          <w:lang w:eastAsia="zh-CN"/>
+        </w:rPr>
+        <w:t>（</w:t>
+      </w:r>
+      <w:r>
+        <w:rPr>
+          <w:rFonts w:hint="eastAsia"/>
+          <w:lang w:eastAsia="zh-CN"/>
+        </w:rPr>
+        <w:t>r/Therapy</w:t>
+      </w:r>
+      <w:r>
+        <w:rPr>
+          <w:rFonts w:hint="eastAsia"/>
+          <w:lang w:eastAsia="zh-CN"/>
+        </w:rPr>
+        <w:t>为主）</w:t>
+      </w:r>
+    </w:p>
+    <w:p>
+      <w:pPr>
+        <w:pStyle w:val="3"/>
+        <w:rPr>
+          <w:lang w:eastAsia="zh-CN"/>
+        </w:rPr>
+      </w:pPr>
+      <w:r>
+        <w:rPr>
+          <w:rFonts w:hint="eastAsia"/>
+          <w:lang w:eastAsia="zh-CN"/>
+        </w:rPr>
+        <w:t xml:space="preserve">1. </w:t>
+      </w:r>
+      <w:r>
+        <w:rPr>
+          <w:rFonts w:hint="eastAsia"/>
+          <w:lang w:eastAsia="zh-CN"/>
+        </w:rPr>
+        <w:t>微观结构</w:t>
+      </w:r>
+    </w:p>
+    <w:p>
+      <w:pPr>
+        <w:rPr>
+          <w:b/>
+          <w:bCs/>
+          <w:lang w:eastAsia="zh-CN"/>
+        </w:rPr>
+      </w:pPr>
+      <w:r>
+        <w:rPr>
+          <w:b/>
+          <w:bCs/>
+          <w:lang w:eastAsia="zh-CN"/>
+        </w:rPr>
+        <w:t xml:space="preserve">1.1 </w:t>
+      </w:r>
+      <w:r>
+        <w:rPr>
+          <w:b/>
+          <w:bCs/>
+          <w:lang w:eastAsia="zh-CN"/>
+        </w:rPr>
+        <w:t>在正面评价</w:t>
+      </w:r>
+      <w:r>
+        <w:rPr>
+          <w:b/>
+          <w:bCs/>
+          <w:lang w:eastAsia="zh-CN"/>
+        </w:rPr>
+        <w:t>AI</w:t>
+      </w:r>
+      <w:r>
+        <w:rPr>
+          <w:b/>
+          <w:bCs/>
+          <w:lang w:eastAsia="zh-CN"/>
+        </w:rPr>
+        <w:t>之前，先解释真人治疗为什么没有完成相同职能</w:t>
+      </w:r>
+    </w:p>
+    <w:p>
+      <w:pPr>
+        <w:rPr>
+          <w:lang w:eastAsia="zh-CN"/>
+        </w:rPr>
+      </w:pPr>
+      <w:proofErr w:type="gramStart"/>
+      <w:r>
+        <w:rPr>
+          <w:lang w:eastAsia="zh-CN"/>
+        </w:rPr>
+        <w:t>帖主通常</w:t>
+      </w:r>
+      <w:proofErr w:type="gramEnd"/>
+      <w:r>
+        <w:rPr>
+          <w:lang w:eastAsia="zh-CN"/>
+        </w:rPr>
+        <w:t>先说明真人治疗在费用、等待时间、频率、可及性或实际效果上的限制。这个部分不是单纯交代背景，而是在提前回应</w:t>
+      </w:r>
+      <w:r>
+        <w:rPr>
+          <w:lang w:eastAsia="zh-CN"/>
+        </w:rPr>
+        <w:t>“</w:t>
+      </w:r>
+      <w:r>
+        <w:rPr>
+          <w:lang w:eastAsia="zh-CN"/>
+        </w:rPr>
+        <w:t>为什么不去找真人治疗师</w:t>
+      </w:r>
+      <w:r>
+        <w:rPr>
+          <w:lang w:eastAsia="zh-CN"/>
+        </w:rPr>
+        <w:t>”</w:t>
+      </w:r>
+      <w:r>
+        <w:rPr>
+          <w:lang w:eastAsia="zh-CN"/>
+        </w:rPr>
+        <w:t>的追问，为</w:t>
+      </w:r>
+      <w:r>
+        <w:rPr>
+          <w:lang w:eastAsia="zh-CN"/>
+        </w:rPr>
+        <w:t>AI</w:t>
+      </w:r>
+      <w:r>
+        <w:rPr>
+          <w:lang w:eastAsia="zh-CN"/>
+        </w:rPr>
+        <w:t>进入治疗核心位置提供情境理由。</w:t>
+      </w:r>
+    </w:p>
+    <w:p>
+      <w:pPr>
+        <w:rPr>
+          <w:b/>
+          <w:bCs/>
+          <w:lang w:eastAsia="zh-CN"/>
+        </w:rPr>
+      </w:pPr>
+      <w:r>
+        <w:rPr>
+          <w:b/>
+          <w:bCs/>
+          <w:lang w:eastAsia="zh-CN"/>
+        </w:rPr>
+        <w:t>1.2 AI</w:t>
+      </w:r>
+      <w:r>
+        <w:rPr>
+          <w:b/>
+          <w:bCs/>
+          <w:lang w:eastAsia="zh-CN"/>
+        </w:rPr>
+        <w:t>的效果被建构成意外发生的结果，而不是预先</w:t>
+      </w:r>
+      <w:proofErr w:type="gramStart"/>
+      <w:r>
+        <w:rPr>
+          <w:b/>
+          <w:bCs/>
+          <w:lang w:eastAsia="zh-CN"/>
+        </w:rPr>
+        <w:t>作出</w:t>
+      </w:r>
+      <w:proofErr w:type="gramEnd"/>
+      <w:r>
+        <w:rPr>
+          <w:b/>
+          <w:bCs/>
+          <w:lang w:eastAsia="zh-CN"/>
+        </w:rPr>
+        <w:t>的选择</w:t>
+      </w:r>
+    </w:p>
+    <w:p>
+      <w:pPr>
+        <w:rPr>
+          <w:lang w:eastAsia="zh-CN"/>
+        </w:rPr>
+      </w:pPr>
+      <w:proofErr w:type="gramStart"/>
+      <w:r>
+        <w:rPr>
+          <w:lang w:eastAsia="zh-CN"/>
+        </w:rPr>
+        <w:t>帖主常用</w:t>
+      </w:r>
+      <w:proofErr w:type="gramEnd"/>
+      <w:r>
+        <w:rPr>
+          <w:lang w:eastAsia="zh-CN"/>
+        </w:rPr>
+        <w:t>“</w:t>
+      </w:r>
+      <w:r>
+        <w:rPr>
+          <w:lang w:eastAsia="zh-CN"/>
+        </w:rPr>
+        <w:t>好奇</w:t>
+      </w:r>
+      <w:r>
+        <w:rPr>
+          <w:lang w:eastAsia="zh-CN"/>
+        </w:rPr>
+        <w:t>”“</w:t>
+      </w:r>
+      <w:r>
+        <w:rPr>
+          <w:lang w:eastAsia="zh-CN"/>
+        </w:rPr>
+        <w:t>绝望</w:t>
+      </w:r>
+      <w:r>
+        <w:rPr>
+          <w:lang w:eastAsia="zh-CN"/>
+        </w:rPr>
+        <w:t>”“</w:t>
+      </w:r>
+      <w:r>
+        <w:rPr>
+          <w:lang w:eastAsia="zh-CN"/>
+        </w:rPr>
+        <w:t>别人推荐</w:t>
+      </w:r>
+      <w:r>
+        <w:rPr>
+          <w:lang w:eastAsia="zh-CN"/>
+        </w:rPr>
+        <w:t>”</w:t>
+      </w:r>
+      <w:r>
+        <w:rPr>
+          <w:lang w:eastAsia="zh-CN"/>
+        </w:rPr>
+        <w:t>等方式描述最初使用</w:t>
+      </w:r>
+      <w:r>
+        <w:rPr>
+          <w:lang w:eastAsia="zh-CN"/>
+        </w:rPr>
+        <w:t>AI</w:t>
+      </w:r>
+      <w:r>
+        <w:rPr>
+          <w:lang w:eastAsia="zh-CN"/>
+        </w:rPr>
+        <w:t>，把转向</w:t>
+      </w:r>
+      <w:r>
+        <w:rPr>
+          <w:lang w:eastAsia="zh-CN"/>
+        </w:rPr>
+        <w:t>AI</w:t>
+      </w:r>
+      <w:r>
+        <w:rPr>
+          <w:lang w:eastAsia="zh-CN"/>
+        </w:rPr>
+        <w:t>建构为困境推动下的尝试。随后用</w:t>
+      </w:r>
+      <w:r>
+        <w:rPr>
+          <w:lang w:eastAsia="zh-CN"/>
+        </w:rPr>
+        <w:t xml:space="preserve"> it helped me</w:t>
+      </w:r>
+      <w:r>
+        <w:rPr>
+          <w:lang w:eastAsia="zh-CN"/>
+        </w:rPr>
+        <w:t>、</w:t>
+      </w:r>
+      <w:r>
+        <w:rPr>
+          <w:lang w:eastAsia="zh-CN"/>
+        </w:rPr>
+        <w:t>it gave me words</w:t>
+      </w:r>
+      <w:r>
+        <w:rPr>
+          <w:lang w:eastAsia="zh-CN"/>
+        </w:rPr>
+        <w:t>、</w:t>
+      </w:r>
+      <w:r>
+        <w:rPr>
+          <w:lang w:eastAsia="zh-CN"/>
+        </w:rPr>
+        <w:t xml:space="preserve">it reminded me </w:t>
+      </w:r>
+      <w:r>
+        <w:rPr>
+          <w:lang w:eastAsia="zh-CN"/>
+        </w:rPr>
+        <w:t>等结构，把疗效写成</w:t>
+      </w:r>
+      <w:r>
+        <w:rPr>
+          <w:lang w:eastAsia="zh-CN"/>
+        </w:rPr>
+        <w:t>AI</w:t>
+      </w:r>
+      <w:r>
+        <w:rPr>
+          <w:lang w:eastAsia="zh-CN"/>
+        </w:rPr>
+        <w:t>施加于自己的结果，而不是自己主动选择相信机器。</w:t>
+      </w:r>
+    </w:p>
+    <w:p>
+      <w:pPr>
+        <w:rPr>
+          <w:b/>
+          <w:bCs/>
+          <w:lang w:eastAsia="zh-CN"/>
+        </w:rPr>
+      </w:pPr>
+      <w:r>
+        <w:rPr>
+          <w:b/>
+          <w:bCs/>
+          <w:lang w:eastAsia="zh-CN"/>
+        </w:rPr>
+        <w:t xml:space="preserve">1.3 </w:t>
+      </w:r>
+      <w:r>
+        <w:rPr>
+          <w:b/>
+          <w:bCs/>
+          <w:lang w:eastAsia="zh-CN"/>
+        </w:rPr>
+        <w:t>正面认领</w:t>
+      </w:r>
+      <w:r>
+        <w:rPr>
+          <w:b/>
+          <w:bCs/>
+          <w:lang w:eastAsia="zh-CN"/>
+        </w:rPr>
+        <w:t>AI</w:t>
+      </w:r>
+      <w:r>
+        <w:rPr>
+          <w:b/>
+          <w:bCs/>
+          <w:lang w:eastAsia="zh-CN"/>
+        </w:rPr>
+        <w:t>的治疗效果时，同时进行风险管理</w:t>
+      </w:r>
+    </w:p>
+    <w:p>
+      <w:pPr>
+        <w:rPr>
+          <w:lang w:eastAsia="zh-CN"/>
+        </w:rPr>
+      </w:pPr>
+      <w:proofErr w:type="gramStart"/>
+      <w:r>
+        <w:rPr>
+          <w:lang w:eastAsia="zh-CN"/>
+        </w:rPr>
+        <w:t>当帖主说</w:t>
+      </w:r>
+      <w:proofErr w:type="gramEnd"/>
+      <w:r>
+        <w:rPr>
+          <w:lang w:eastAsia="zh-CN"/>
+        </w:rPr>
+        <w:t>AI</w:t>
+      </w:r>
+      <w:r>
+        <w:rPr>
+          <w:lang w:eastAsia="zh-CN"/>
+        </w:rPr>
+        <w:t>确实有用，尤其是承担洞见、情感支持、行为改变或比治疗师更有效等核心职能时，通常会同时出现</w:t>
+      </w:r>
+      <w:r>
+        <w:rPr>
+          <w:lang w:eastAsia="zh-CN"/>
+        </w:rPr>
+        <w:t>hedging</w:t>
+      </w:r>
+      <w:r>
+        <w:rPr>
+          <w:lang w:eastAsia="zh-CN"/>
+        </w:rPr>
+        <w:t>、</w:t>
+      </w:r>
+      <w:r>
+        <w:rPr>
+          <w:lang w:eastAsia="zh-CN"/>
+        </w:rPr>
+        <w:t>disclaimer</w:t>
+      </w:r>
+      <w:r>
+        <w:rPr>
+          <w:lang w:eastAsia="zh-CN"/>
+        </w:rPr>
+        <w:t>、风险知情声明、资历展示或寻求他人验证。</w:t>
+      </w:r>
+    </w:p>
+    <w:p>
+      <w:pPr>
+        <w:rPr>
+          <w:lang w:eastAsia="zh-CN"/>
+        </w:rPr>
+      </w:pPr>
+      <w:r>
+        <w:rPr>
+          <w:lang w:eastAsia="zh-CN"/>
+        </w:rPr>
+        <w:t>防御的重点不是</w:t>
+      </w:r>
+      <w:r>
+        <w:rPr>
+          <w:lang w:eastAsia="zh-CN"/>
+        </w:rPr>
+        <w:t>AI</w:t>
+      </w:r>
+      <w:r>
+        <w:rPr>
+          <w:lang w:eastAsia="zh-CN"/>
+        </w:rPr>
+        <w:t>是否被使用，而是：</w:t>
+      </w:r>
+    </w:p>
+    <w:p>
+      <w:pPr>
+        <w:rPr>
+          <w:lang w:eastAsia="zh-CN"/>
+        </w:rPr>
+      </w:pPr>
+      <w:proofErr w:type="gramStart"/>
+      <w:r>
+        <w:rPr>
+          <w:lang w:eastAsia="zh-CN"/>
+        </w:rPr>
+        <w:t>帖主是否</w:t>
+      </w:r>
+      <w:proofErr w:type="gramEnd"/>
+      <w:r>
+        <w:rPr>
+          <w:lang w:eastAsia="zh-CN"/>
+        </w:rPr>
+        <w:t>有资格把</w:t>
+      </w:r>
+      <w:r>
+        <w:rPr>
+          <w:lang w:eastAsia="zh-CN"/>
+        </w:rPr>
+        <w:t>AI</w:t>
+      </w:r>
+      <w:r>
+        <w:rPr>
+          <w:lang w:eastAsia="zh-CN"/>
+        </w:rPr>
+        <w:t>的效果当成真实的治疗效果来认领。</w:t>
+      </w:r>
+    </w:p>
+    <w:p>
+      <w:pPr>
+        <w:rPr>
+          <w:b/>
+          <w:bCs/>
+          <w:lang w:eastAsia="zh-CN"/>
+        </w:rPr>
+      </w:pPr>
+      <w:r>
+        <w:rPr>
+          <w:b/>
+          <w:bCs/>
+          <w:lang w:eastAsia="zh-CN"/>
+        </w:rPr>
+        <w:t xml:space="preserve">1.4 </w:t>
+      </w:r>
+      <w:r>
+        <w:rPr>
+          <w:b/>
+          <w:bCs/>
+          <w:lang w:eastAsia="zh-CN"/>
+        </w:rPr>
+        <w:t>跨社区差异</w:t>
+      </w:r>
+    </w:p>
+    <w:p>
+      <w:pPr>
+        <w:rPr>
+          <w:lang w:eastAsia="zh-CN"/>
+        </w:rPr>
+      </w:pPr>
+      <w:r>
+        <w:rPr>
+          <w:lang w:eastAsia="zh-CN"/>
+        </w:rPr>
+        <w:t>在</w:t>
+      </w:r>
+      <w:r>
+        <w:rPr>
+          <w:lang w:eastAsia="zh-CN"/>
+        </w:rPr>
+        <w:t xml:space="preserve"> </w:t>
+      </w:r>
+      <w:r>
+        <w:rPr>
+          <w:b/>
+          <w:bCs/>
+          <w:lang w:eastAsia="zh-CN"/>
+        </w:rPr>
+        <w:t>r/therapy</w:t>
+      </w:r>
+      <w:r>
+        <w:rPr>
+          <w:lang w:eastAsia="zh-CN"/>
+        </w:rPr>
+        <w:t xml:space="preserve"> </w:t>
+      </w:r>
+      <w:r>
+        <w:rPr>
+          <w:lang w:eastAsia="zh-CN"/>
+        </w:rPr>
+        <w:t>中，防御更集中于证明自己没有错认</w:t>
+      </w:r>
+      <w:r>
+        <w:rPr>
+          <w:lang w:eastAsia="zh-CN"/>
+        </w:rPr>
+        <w:t>AI</w:t>
+      </w:r>
+      <w:r>
+        <w:rPr>
+          <w:lang w:eastAsia="zh-CN"/>
+        </w:rPr>
+        <w:t>的身份、没有主动放弃真人治疗，因此更常出现偶然发现、免责声明、主观感受标记和寻求同类验证。</w:t>
+      </w:r>
+    </w:p>
+    <w:p>
+      <w:pPr>
+        <w:rPr>
+          <w:lang w:eastAsia="zh-CN"/>
+        </w:rPr>
+      </w:pPr>
+      <w:r>
+        <w:rPr>
+          <w:lang w:eastAsia="zh-CN"/>
+        </w:rPr>
+        <w:t>在</w:t>
+      </w:r>
+      <w:r>
+        <w:rPr>
+          <w:lang w:eastAsia="zh-CN"/>
+        </w:rPr>
+        <w:t xml:space="preserve"> </w:t>
+      </w:r>
+      <w:r>
+        <w:rPr>
+          <w:b/>
+          <w:bCs/>
+          <w:lang w:eastAsia="zh-CN"/>
+        </w:rPr>
+        <w:t>r/</w:t>
+      </w:r>
+      <w:proofErr w:type="spellStart"/>
+      <w:r>
+        <w:rPr>
+          <w:b/>
+          <w:bCs/>
+          <w:lang w:eastAsia="zh-CN"/>
+        </w:rPr>
+        <w:t>therapyGPT</w:t>
+      </w:r>
+      <w:proofErr w:type="spellEnd"/>
+      <w:r>
+        <w:rPr>
+          <w:lang w:eastAsia="zh-CN"/>
+        </w:rPr>
+        <w:t xml:space="preserve"> </w:t>
+      </w:r>
+      <w:r>
+        <w:rPr>
+          <w:lang w:eastAsia="zh-CN"/>
+        </w:rPr>
+        <w:t>中，</w:t>
+      </w:r>
+      <w:r>
+        <w:rPr>
+          <w:lang w:eastAsia="zh-CN"/>
+        </w:rPr>
+        <w:t>AI</w:t>
+      </w:r>
+      <w:r>
+        <w:rPr>
+          <w:lang w:eastAsia="zh-CN"/>
+        </w:rPr>
+        <w:t>治疗性使用本身较少需要从头正名，</w:t>
+      </w:r>
+      <w:proofErr w:type="gramStart"/>
+      <w:r>
+        <w:rPr>
+          <w:lang w:eastAsia="zh-CN"/>
+        </w:rPr>
+        <w:t>帖主更</w:t>
+      </w:r>
+      <w:proofErr w:type="gramEnd"/>
+      <w:r>
+        <w:rPr>
+          <w:lang w:eastAsia="zh-CN"/>
+        </w:rPr>
+        <w:t>常通过方法、经验、临床语言或转化经历证明自己有资格判断和管理</w:t>
+      </w:r>
+      <w:r>
+        <w:rPr>
+          <w:lang w:eastAsia="zh-CN"/>
+        </w:rPr>
+        <w:t>AI</w:t>
+      </w:r>
+      <w:r>
+        <w:rPr>
+          <w:lang w:eastAsia="zh-CN"/>
+        </w:rPr>
+        <w:t>的效果。</w:t>
+      </w:r>
+    </w:p>
+    <w:p>
+      <w:pPr>
+        <w:pStyle w:val="3"/>
+        <w:rPr>
+          <w:lang w:eastAsia="zh-CN"/>
+        </w:rPr>
+      </w:pPr>
+      <w:bookmarkStart w:id="2" w:name="OLE_LINK2"/>
+      <w:r>
+        <w:rPr>
+          <w:lang w:eastAsia="zh-CN"/>
+        </w:rPr>
         <w:lastRenderedPageBreak/>
-        <w:t>将</w:t>
-      </w:r>
-      <w:r>
-        <w:rPr>
-          <w:lang w:eastAsia="zh-CN"/>
-        </w:rPr>
-        <w:t>AI</w:t>
-      </w:r>
-      <w:r>
-        <w:rPr>
-          <w:rFonts w:hint="eastAsia"/>
-          <w:lang w:eastAsia="zh-CN"/>
-        </w:rPr>
-        <w:t>持续用于治疗或治疗辅助（</w:t>
-      </w:r>
-      <w:r>
-        <w:rPr>
-          <w:rFonts w:hint="eastAsia"/>
-          <w:lang w:eastAsia="zh-CN"/>
-        </w:rPr>
-        <w:t>r/Therapy r/</w:t>
-      </w:r>
-      <w:proofErr w:type="spellStart"/>
-      <w:r>
-        <w:rPr>
-          <w:rFonts w:hint="eastAsia"/>
-          <w:lang w:eastAsia="zh-CN"/>
-        </w:rPr>
-        <w:t>therapyGPT</w:t>
-      </w:r>
-      <w:proofErr w:type="spellEnd"/>
-      <w:r>
-        <w:rPr>
-          <w:rFonts w:hint="eastAsia"/>
-          <w:lang w:eastAsia="zh-CN"/>
-        </w:rPr>
-        <w:t>）</w:t>
-      </w:r>
-    </w:p>
-    <w:p>
-      <w:pPr>
-        <w:rPr>
-          <w:lang w:eastAsia="zh-CN"/>
-        </w:rPr>
-      </w:pPr>
-      <w:r>
-        <w:rPr>
-          <w:lang w:eastAsia="zh-CN"/>
-        </w:rPr>
-        <w:t>在这里，</w:t>
-      </w:r>
-      <w:proofErr w:type="gramStart"/>
-      <w:r>
-        <w:rPr>
-          <w:lang w:eastAsia="zh-CN"/>
-        </w:rPr>
-        <w:t>帖主的</w:t>
-      </w:r>
-      <w:proofErr w:type="gramEnd"/>
-      <w:r>
-        <w:rPr>
-          <w:lang w:eastAsia="zh-CN"/>
-        </w:rPr>
-        <w:t>首要行动是讨论、评估、甚至正名自己对</w:t>
-      </w:r>
-      <w:r>
-        <w:rPr>
-          <w:lang w:eastAsia="zh-CN"/>
-        </w:rPr>
-        <w:t xml:space="preserve"> AI </w:t>
-      </w:r>
-      <w:r>
-        <w:rPr>
-          <w:lang w:eastAsia="zh-CN"/>
-        </w:rPr>
-        <w:t>的治疗性使用。</w:t>
-      </w:r>
-    </w:p>
-    <w:p>
-      <w:pPr>
-        <w:rPr>
-          <w:lang w:eastAsia="zh-CN"/>
-        </w:rPr>
-      </w:pPr>
-      <w:r>
-        <w:rPr>
-          <w:lang w:eastAsia="zh-CN"/>
-        </w:rPr>
-        <w:t>但这些帖子并不同质</w:t>
-      </w:r>
-      <w:r>
-        <w:rPr>
-          <w:rFonts w:hint="eastAsia"/>
-          <w:lang w:eastAsia="zh-CN"/>
-        </w:rPr>
-        <w:t>，</w:t>
-      </w:r>
-      <w:r>
-        <w:rPr>
-          <w:lang w:eastAsia="zh-CN"/>
-        </w:rPr>
-        <w:t xml:space="preserve">AI </w:t>
-      </w:r>
-      <w:proofErr w:type="gramStart"/>
-      <w:r>
-        <w:rPr>
-          <w:lang w:eastAsia="zh-CN"/>
-        </w:rPr>
-        <w:t>在帖主的</w:t>
-      </w:r>
-      <w:proofErr w:type="gramEnd"/>
-      <w:r>
-        <w:rPr>
-          <w:lang w:eastAsia="zh-CN"/>
-        </w:rPr>
-        <w:t>求助生态中所处的位置</w:t>
-      </w:r>
-      <w:r>
-        <w:rPr>
-          <w:rFonts w:hint="eastAsia"/>
-          <w:lang w:eastAsia="zh-CN"/>
-        </w:rPr>
-        <w:t>，也就是，</w:t>
-      </w:r>
-      <w:r>
-        <w:rPr>
-          <w:lang w:eastAsia="zh-CN"/>
-        </w:rPr>
-        <w:t>是主要治疗来源（</w:t>
-      </w:r>
-      <w:r>
-        <w:rPr>
-          <w:lang w:eastAsia="zh-CN"/>
-        </w:rPr>
-        <w:t>Primary</w:t>
-      </w:r>
-      <w:r>
-        <w:rPr>
-          <w:lang w:eastAsia="zh-CN"/>
-        </w:rPr>
-        <w:t>）还是人类治疗的辅助工具（</w:t>
-      </w:r>
-      <w:r>
-        <w:rPr>
-          <w:lang w:eastAsia="zh-CN"/>
-        </w:rPr>
-        <w:t>Supplement</w:t>
-      </w:r>
-      <w:r>
-        <w:rPr>
-          <w:rFonts w:hint="eastAsia"/>
-          <w:lang w:eastAsia="zh-CN"/>
-        </w:rPr>
-        <w:t>）</w:t>
-      </w:r>
-      <w:r>
-        <w:rPr>
-          <w:lang w:eastAsia="zh-CN"/>
-        </w:rPr>
-        <w:t>。</w:t>
-      </w:r>
-    </w:p>
-    <w:p>
-      <w:pPr>
-        <w:pStyle w:val="2"/>
-        <w:rPr>
-          <w:rFonts w:hint="eastAsia"/>
-          <w:lang w:eastAsia="zh-CN"/>
-        </w:rPr>
-      </w:pPr>
-      <w:r>
-        <w:rPr>
-          <w:lang w:eastAsia="zh-CN"/>
-        </w:rPr>
-        <w:t xml:space="preserve">1.1 </w:t>
-      </w:r>
-      <w:r>
-        <w:rPr>
-          <w:rFonts w:hint="eastAsia"/>
-          <w:lang w:eastAsia="zh-CN"/>
-        </w:rPr>
-        <w:t>在把</w:t>
-      </w:r>
-      <w:r>
-        <w:rPr>
-          <w:rFonts w:hint="eastAsia"/>
-          <w:lang w:eastAsia="zh-CN"/>
-        </w:rPr>
-        <w:t>AI</w:t>
-      </w:r>
-      <w:r>
-        <w:rPr>
-          <w:rFonts w:hint="eastAsia"/>
-          <w:lang w:eastAsia="zh-CN"/>
-        </w:rPr>
-        <w:t>持续</w:t>
-      </w:r>
-      <w:proofErr w:type="gramStart"/>
-      <w:r>
-        <w:rPr>
-          <w:rFonts w:hint="eastAsia"/>
-          <w:lang w:eastAsia="zh-CN"/>
-        </w:rPr>
-        <w:t>当做</w:t>
-      </w:r>
-      <w:proofErr w:type="gramEnd"/>
-      <w:r>
-        <w:rPr>
-          <w:rFonts w:hint="eastAsia"/>
-          <w:lang w:eastAsia="zh-CN"/>
-        </w:rPr>
-        <w:t>主要治疗方式的情况</w:t>
-      </w:r>
-      <w:r>
-        <w:rPr>
-          <w:rFonts w:hint="eastAsia"/>
-          <w:lang w:eastAsia="zh-CN"/>
-        </w:rPr>
-        <w:t>（</w:t>
-      </w:r>
-      <w:r>
-        <w:rPr>
-          <w:rFonts w:hint="eastAsia"/>
-          <w:lang w:eastAsia="zh-CN"/>
-        </w:rPr>
-        <w:t>r/Therapy</w:t>
-      </w:r>
-      <w:r>
-        <w:rPr>
-          <w:rFonts w:hint="eastAsia"/>
-          <w:lang w:eastAsia="zh-CN"/>
-        </w:rPr>
-        <w:t>为主）</w:t>
-      </w:r>
-    </w:p>
-    <w:p>
-      <w:pPr>
-        <w:pStyle w:val="3"/>
-        <w:rPr>
-          <w:lang w:eastAsia="zh-CN"/>
-        </w:rPr>
-      </w:pPr>
-      <w:r>
-        <w:rPr>
-          <w:rFonts w:hint="eastAsia"/>
-          <w:lang w:eastAsia="zh-CN"/>
-        </w:rPr>
-        <w:t xml:space="preserve">1. </w:t>
-      </w:r>
-      <w:r>
-        <w:rPr>
-          <w:rFonts w:hint="eastAsia"/>
-          <w:lang w:eastAsia="zh-CN"/>
-        </w:rPr>
-        <w:t>微观结构</w:t>
-      </w:r>
-    </w:p>
-    <w:p>
-      <w:pPr>
-        <w:rPr>
-          <w:b/>
-          <w:bCs/>
-          <w:lang w:eastAsia="zh-CN"/>
-        </w:rPr>
-      </w:pPr>
-      <w:r>
-        <w:rPr>
-          <w:b/>
-          <w:bCs/>
-          <w:lang w:eastAsia="zh-CN"/>
-        </w:rPr>
-        <w:t xml:space="preserve">1.1 </w:t>
-      </w:r>
-      <w:r>
-        <w:rPr>
-          <w:b/>
-          <w:bCs/>
-          <w:lang w:eastAsia="zh-CN"/>
-        </w:rPr>
-        <w:t>在正面评价</w:t>
-      </w:r>
-      <w:r>
-        <w:rPr>
-          <w:b/>
-          <w:bCs/>
-          <w:lang w:eastAsia="zh-CN"/>
-        </w:rPr>
-        <w:t>AI</w:t>
-      </w:r>
-      <w:r>
-        <w:rPr>
-          <w:b/>
-          <w:bCs/>
-          <w:lang w:eastAsia="zh-CN"/>
-        </w:rPr>
-        <w:t>之前，先解释真人治疗为什么没有完成相同职能</w:t>
-      </w:r>
-    </w:p>
-    <w:p>
-      <w:pPr>
-        <w:rPr>
-          <w:lang w:eastAsia="zh-CN"/>
-        </w:rPr>
-      </w:pPr>
-      <w:proofErr w:type="gramStart"/>
-      <w:r>
-        <w:rPr>
-          <w:lang w:eastAsia="zh-CN"/>
-        </w:rPr>
-        <w:t>帖主通常</w:t>
-      </w:r>
-      <w:proofErr w:type="gramEnd"/>
-      <w:r>
-        <w:rPr>
-          <w:lang w:eastAsia="zh-CN"/>
-        </w:rPr>
-        <w:t>先说明真人治疗在费用、等待时间、频率、可及性或实际效果上的限制。这个部分不是单纯交代背景，而是在提前回应</w:t>
-      </w:r>
-      <w:r>
-        <w:rPr>
-          <w:lang w:eastAsia="zh-CN"/>
-        </w:rPr>
-        <w:t>“</w:t>
-      </w:r>
-      <w:r>
-        <w:rPr>
-          <w:lang w:eastAsia="zh-CN"/>
-        </w:rPr>
-        <w:t>为什么不去找真人治疗师</w:t>
-      </w:r>
-      <w:r>
-        <w:rPr>
-          <w:lang w:eastAsia="zh-CN"/>
-        </w:rPr>
-        <w:t>”</w:t>
-      </w:r>
-      <w:r>
-        <w:rPr>
-          <w:lang w:eastAsia="zh-CN"/>
-        </w:rPr>
-        <w:t>的追问，为</w:t>
-      </w:r>
-      <w:r>
-        <w:rPr>
-          <w:lang w:eastAsia="zh-CN"/>
-        </w:rPr>
-        <w:t>AI</w:t>
-      </w:r>
-      <w:r>
-        <w:rPr>
-          <w:lang w:eastAsia="zh-CN"/>
-        </w:rPr>
-        <w:t>进入治疗核心位置提供情境理由。</w:t>
-      </w:r>
-    </w:p>
-    <w:p>
-      <w:pPr>
-        <w:rPr>
-          <w:b/>
-          <w:bCs/>
-          <w:lang w:eastAsia="zh-CN"/>
-        </w:rPr>
-      </w:pPr>
-      <w:r>
-        <w:rPr>
-          <w:b/>
-          <w:bCs/>
-          <w:lang w:eastAsia="zh-CN"/>
-        </w:rPr>
-        <w:t>1.2 AI</w:t>
-      </w:r>
-      <w:r>
-        <w:rPr>
-          <w:b/>
-          <w:bCs/>
-          <w:lang w:eastAsia="zh-CN"/>
-        </w:rPr>
-        <w:t>的效果被建构成意外发生的结果，而不是预先</w:t>
-      </w:r>
-      <w:proofErr w:type="gramStart"/>
-      <w:r>
-        <w:rPr>
-          <w:b/>
-          <w:bCs/>
-          <w:lang w:eastAsia="zh-CN"/>
-        </w:rPr>
-        <w:t>作出</w:t>
-      </w:r>
-      <w:proofErr w:type="gramEnd"/>
-      <w:r>
-        <w:rPr>
-          <w:b/>
-          <w:bCs/>
-          <w:lang w:eastAsia="zh-CN"/>
-        </w:rPr>
-        <w:t>的选择</w:t>
-      </w:r>
-    </w:p>
-    <w:p>
-      <w:pPr>
-        <w:rPr>
-          <w:lang w:eastAsia="zh-CN"/>
-        </w:rPr>
-      </w:pPr>
-      <w:proofErr w:type="gramStart"/>
-      <w:r>
-        <w:rPr>
-          <w:lang w:eastAsia="zh-CN"/>
-        </w:rPr>
-        <w:t>帖主常用</w:t>
-      </w:r>
-      <w:proofErr w:type="gramEnd"/>
-      <w:r>
-        <w:rPr>
-          <w:lang w:eastAsia="zh-CN"/>
-        </w:rPr>
-        <w:t>“</w:t>
-      </w:r>
-      <w:r>
-        <w:rPr>
-          <w:lang w:eastAsia="zh-CN"/>
-        </w:rPr>
-        <w:t>好奇</w:t>
-      </w:r>
-      <w:r>
-        <w:rPr>
-          <w:lang w:eastAsia="zh-CN"/>
-        </w:rPr>
-        <w:t>”“</w:t>
-      </w:r>
-      <w:r>
-        <w:rPr>
-          <w:lang w:eastAsia="zh-CN"/>
-        </w:rPr>
-        <w:t>绝望</w:t>
-      </w:r>
-      <w:r>
-        <w:rPr>
-          <w:lang w:eastAsia="zh-CN"/>
-        </w:rPr>
-        <w:t>”“</w:t>
-      </w:r>
-      <w:r>
-        <w:rPr>
-          <w:lang w:eastAsia="zh-CN"/>
-        </w:rPr>
-        <w:t>别人推荐</w:t>
-      </w:r>
-      <w:r>
-        <w:rPr>
-          <w:lang w:eastAsia="zh-CN"/>
-        </w:rPr>
-        <w:t>”</w:t>
-      </w:r>
-      <w:r>
-        <w:rPr>
-          <w:lang w:eastAsia="zh-CN"/>
-        </w:rPr>
-        <w:t>等方式描述最初使用</w:t>
-      </w:r>
-      <w:r>
-        <w:rPr>
-          <w:lang w:eastAsia="zh-CN"/>
-        </w:rPr>
-        <w:t>AI</w:t>
-      </w:r>
-      <w:r>
-        <w:rPr>
-          <w:lang w:eastAsia="zh-CN"/>
-        </w:rPr>
-        <w:t>，把转向</w:t>
-      </w:r>
-      <w:r>
-        <w:rPr>
-          <w:lang w:eastAsia="zh-CN"/>
-        </w:rPr>
-        <w:t>AI</w:t>
-      </w:r>
-      <w:r>
-        <w:rPr>
-          <w:lang w:eastAsia="zh-CN"/>
-        </w:rPr>
-        <w:t>建构为困境推动下的尝试。随后用</w:t>
-      </w:r>
-      <w:r>
-        <w:rPr>
-          <w:lang w:eastAsia="zh-CN"/>
-        </w:rPr>
-        <w:t xml:space="preserve"> it helped me</w:t>
-      </w:r>
-      <w:r>
-        <w:rPr>
-          <w:lang w:eastAsia="zh-CN"/>
-        </w:rPr>
-        <w:t>、</w:t>
-      </w:r>
-      <w:r>
-        <w:rPr>
-          <w:lang w:eastAsia="zh-CN"/>
-        </w:rPr>
-        <w:t>it gave me words</w:t>
-      </w:r>
-      <w:r>
-        <w:rPr>
-          <w:lang w:eastAsia="zh-CN"/>
-        </w:rPr>
-        <w:t>、</w:t>
-      </w:r>
-      <w:r>
-        <w:rPr>
-          <w:lang w:eastAsia="zh-CN"/>
-        </w:rPr>
-        <w:t xml:space="preserve">it reminded me </w:t>
-      </w:r>
-      <w:r>
-        <w:rPr>
-          <w:lang w:eastAsia="zh-CN"/>
-        </w:rPr>
-        <w:t>等结构，把疗效写成</w:t>
-      </w:r>
-      <w:r>
-        <w:rPr>
-          <w:lang w:eastAsia="zh-CN"/>
-        </w:rPr>
-        <w:t>AI</w:t>
-      </w:r>
-      <w:r>
-        <w:rPr>
-          <w:lang w:eastAsia="zh-CN"/>
-        </w:rPr>
-        <w:t>施加于自己的结果，而不是自己主动选择相信机器。</w:t>
-      </w:r>
-    </w:p>
-    <w:p>
-      <w:pPr>
-        <w:rPr>
-          <w:b/>
-          <w:bCs/>
-          <w:lang w:eastAsia="zh-CN"/>
-        </w:rPr>
-      </w:pPr>
-      <w:r>
-        <w:rPr>
-          <w:b/>
-          <w:bCs/>
-          <w:lang w:eastAsia="zh-CN"/>
-        </w:rPr>
-        <w:t xml:space="preserve">1.3 </w:t>
-      </w:r>
-      <w:r>
-        <w:rPr>
-          <w:b/>
-          <w:bCs/>
-          <w:lang w:eastAsia="zh-CN"/>
-        </w:rPr>
-        <w:t>正面认领</w:t>
-      </w:r>
-      <w:r>
-        <w:rPr>
-          <w:b/>
-          <w:bCs/>
-          <w:lang w:eastAsia="zh-CN"/>
-        </w:rPr>
-        <w:t>AI</w:t>
-      </w:r>
-      <w:r>
-        <w:rPr>
-          <w:b/>
-          <w:bCs/>
-          <w:lang w:eastAsia="zh-CN"/>
-        </w:rPr>
-        <w:t>的治疗效果时，同时进行风险管理</w:t>
-      </w:r>
-    </w:p>
-    <w:p>
-      <w:pPr>
-        <w:rPr>
-          <w:lang w:eastAsia="zh-CN"/>
-        </w:rPr>
-      </w:pPr>
-      <w:proofErr w:type="gramStart"/>
-      <w:r>
-        <w:rPr>
-          <w:lang w:eastAsia="zh-CN"/>
-        </w:rPr>
-        <w:t>当帖主说</w:t>
-      </w:r>
-      <w:proofErr w:type="gramEnd"/>
-      <w:r>
-        <w:rPr>
-          <w:lang w:eastAsia="zh-CN"/>
-        </w:rPr>
-        <w:t>AI</w:t>
-      </w:r>
-      <w:r>
-        <w:rPr>
-          <w:lang w:eastAsia="zh-CN"/>
-        </w:rPr>
-        <w:t>确实有用，尤其是承担洞见、情感支持、行为改变或比治疗师更有效等核心职能时，通常会同时出现</w:t>
-      </w:r>
-      <w:r>
-        <w:rPr>
-          <w:lang w:eastAsia="zh-CN"/>
-        </w:rPr>
-        <w:t>hedging</w:t>
-      </w:r>
-      <w:r>
-        <w:rPr>
-          <w:lang w:eastAsia="zh-CN"/>
-        </w:rPr>
-        <w:t>、</w:t>
-      </w:r>
-      <w:r>
-        <w:rPr>
-          <w:lang w:eastAsia="zh-CN"/>
-        </w:rPr>
-        <w:t>disclaimer</w:t>
-      </w:r>
-      <w:r>
-        <w:rPr>
-          <w:lang w:eastAsia="zh-CN"/>
-        </w:rPr>
-        <w:t>、风险知情声明、资历展示或寻求他人验证。</w:t>
-      </w:r>
-    </w:p>
-    <w:p>
-      <w:pPr>
-        <w:rPr>
-          <w:lang w:eastAsia="zh-CN"/>
-        </w:rPr>
-      </w:pPr>
-      <w:r>
-        <w:rPr>
-          <w:lang w:eastAsia="zh-CN"/>
-        </w:rPr>
-        <w:t>防御的重点不是</w:t>
-      </w:r>
-      <w:r>
-        <w:rPr>
-          <w:lang w:eastAsia="zh-CN"/>
-        </w:rPr>
-        <w:t>AI</w:t>
-      </w:r>
-      <w:r>
-        <w:rPr>
-          <w:lang w:eastAsia="zh-CN"/>
-        </w:rPr>
-        <w:t>是否被使用，而是：</w:t>
-      </w:r>
-    </w:p>
-    <w:p>
-      <w:pPr>
-        <w:rPr>
-          <w:lang w:eastAsia="zh-CN"/>
-        </w:rPr>
-      </w:pPr>
-      <w:proofErr w:type="gramStart"/>
-      <w:r>
-        <w:rPr>
-          <w:lang w:eastAsia="zh-CN"/>
-        </w:rPr>
-        <w:t>帖主是否</w:t>
-      </w:r>
-      <w:proofErr w:type="gramEnd"/>
-      <w:r>
-        <w:rPr>
-          <w:lang w:eastAsia="zh-CN"/>
-        </w:rPr>
-        <w:t>有资格把</w:t>
-      </w:r>
-      <w:r>
-        <w:rPr>
-          <w:lang w:eastAsia="zh-CN"/>
-        </w:rPr>
-        <w:t>AI</w:t>
-      </w:r>
-      <w:r>
-        <w:rPr>
-          <w:lang w:eastAsia="zh-CN"/>
-        </w:rPr>
-        <w:t>的效果当成真实的治疗效果来认领。</w:t>
-      </w:r>
-    </w:p>
-    <w:p>
-      <w:pPr>
-        <w:rPr>
-          <w:b/>
-          <w:bCs/>
-          <w:lang w:eastAsia="zh-CN"/>
-        </w:rPr>
-      </w:pPr>
-      <w:r>
-        <w:rPr>
-          <w:b/>
-          <w:bCs/>
-          <w:lang w:eastAsia="zh-CN"/>
-        </w:rPr>
-        <w:t xml:space="preserve">1.4 </w:t>
-      </w:r>
-      <w:r>
-        <w:rPr>
-          <w:b/>
-          <w:bCs/>
-          <w:lang w:eastAsia="zh-CN"/>
-        </w:rPr>
-        <w:t>跨社区差异</w:t>
-      </w:r>
-    </w:p>
-    <w:p>
-      <w:pPr>
-        <w:rPr>
-          <w:lang w:eastAsia="zh-CN"/>
-        </w:rPr>
-      </w:pPr>
-      <w:r>
-        <w:rPr>
-          <w:lang w:eastAsia="zh-CN"/>
-        </w:rPr>
-        <w:t>在</w:t>
-      </w:r>
-      <w:r>
-        <w:rPr>
-          <w:lang w:eastAsia="zh-CN"/>
-        </w:rPr>
         <w:t xml:space="preserve"> </w:t>
       </w:r>
       <w:r>
         <w:rPr>
-          <w:b/>
-          <w:bCs/>
-          <w:lang w:eastAsia="zh-CN"/>
-        </w:rPr>
-        <w:t>r/therapy</w:t>
-      </w:r>
-      <w:r>
-        <w:rPr>
-          <w:lang w:eastAsia="zh-CN"/>
-        </w:rPr>
-        <w:t xml:space="preserve"> </w:t>
-      </w:r>
-      <w:r>
-        <w:rPr>
-          <w:lang w:eastAsia="zh-CN"/>
-        </w:rPr>
-        <w:t>中，防御更集中于证明自己没有错认</w:t>
-      </w:r>
-      <w:r>
-        <w:rPr>
-          <w:lang w:eastAsia="zh-CN"/>
-        </w:rPr>
-        <w:t>AI</w:t>
-      </w:r>
-      <w:r>
-        <w:rPr>
-          <w:lang w:eastAsia="zh-CN"/>
-        </w:rPr>
-        <w:t>的身份、没有主动放弃真人治疗，因此更常出现偶然发现、免责声明、主观感受标记和寻求同类验证。</w:t>
-      </w:r>
-    </w:p>
-    <w:p>
-      <w:pPr>
-        <w:rPr>
-          <w:lang w:eastAsia="zh-CN"/>
-        </w:rPr>
-      </w:pPr>
-      <w:r>
-        <w:rPr>
-          <w:lang w:eastAsia="zh-CN"/>
-        </w:rPr>
-        <w:t>在</w:t>
-      </w:r>
-      <w:r>
-        <w:rPr>
-          <w:lang w:eastAsia="zh-CN"/>
-        </w:rPr>
-        <w:t xml:space="preserve"> </w:t>
-      </w:r>
-      <w:r>
-        <w:rPr>
-          <w:b/>
-          <w:bCs/>
-          <w:lang w:eastAsia="zh-CN"/>
-        </w:rPr>
-        <w:t>r/</w:t>
-      </w:r>
-      <w:proofErr w:type="spellStart"/>
-      <w:r>
-        <w:rPr>
-          <w:b/>
-          <w:bCs/>
-          <w:lang w:eastAsia="zh-CN"/>
-        </w:rPr>
-        <w:t>therapyGPT</w:t>
-      </w:r>
-      <w:proofErr w:type="spellEnd"/>
-      <w:r>
-        <w:rPr>
-          <w:lang w:eastAsia="zh-CN"/>
-        </w:rPr>
-        <w:t xml:space="preserve"> </w:t>
-      </w:r>
-      <w:r>
-        <w:rPr>
-          <w:lang w:eastAsia="zh-CN"/>
-        </w:rPr>
-        <w:t>中，</w:t>
-      </w:r>
-      <w:r>
-        <w:rPr>
-          <w:lang w:eastAsia="zh-CN"/>
-        </w:rPr>
-        <w:t>AI</w:t>
-      </w:r>
-      <w:r>
-        <w:rPr>
-          <w:lang w:eastAsia="zh-CN"/>
-        </w:rPr>
-        <w:t>治疗性使用本身较少需要从头正名，</w:t>
-      </w:r>
-      <w:proofErr w:type="gramStart"/>
-      <w:r>
-        <w:rPr>
-          <w:lang w:eastAsia="zh-CN"/>
-        </w:rPr>
-        <w:t>帖主更</w:t>
-      </w:r>
-      <w:proofErr w:type="gramEnd"/>
-      <w:r>
-        <w:rPr>
-          <w:lang w:eastAsia="zh-CN"/>
-        </w:rPr>
-        <w:t>常通过方法、经验、临床语言或转化经历证明自己有资格判断和管理</w:t>
-      </w:r>
-      <w:r>
-        <w:rPr>
-          <w:lang w:eastAsia="zh-CN"/>
-        </w:rPr>
-        <w:t>AI</w:t>
-      </w:r>
-      <w:r>
-        <w:rPr>
-          <w:lang w:eastAsia="zh-CN"/>
-        </w:rPr>
-        <w:t>的效果。</w:t>
-      </w:r>
-    </w:p>
-    <w:p>
-      <w:pPr>
-        <w:pStyle w:val="3"/>
-        <w:rPr>
-          <w:lang w:eastAsia="zh-CN"/>
-        </w:rPr>
-      </w:pPr>
-      <w:bookmarkStart w:id="0" w:name="OLE_LINK2"/>
-      <w:r>
-        <w:rPr>
-          <w:lang w:eastAsia="zh-CN"/>
-        </w:rPr>
-        <w:t xml:space="preserve"> </w:t>
-      </w:r>
-      <w:r>
-        <w:rPr>
           <w:lang w:eastAsia="zh-CN"/>
         </w:rPr>
         <w:t>候选话语资源</w:t>
@@ -5221,7 +5204,6 @@
           <w:rFonts w:hint="eastAsia"/>
           <w:lang w:eastAsia="zh-CN"/>
         </w:rPr>
-        <w:lastRenderedPageBreak/>
         <w:t>2.</w:t>
       </w:r>
       <w:r>
@@ -5344,7 +5326,7 @@
       </w:r>
       <w:proofErr w:type="spellEnd"/>
     </w:p>
-    <w:bookmarkEnd w:id="0"/>
+    <w:bookmarkEnd w:id="2"/>
     <w:p>
       <w:pPr>
         <w:pStyle w:val="3"/>
@@ -5647,7 +5629,6 @@
     <w:p>
       <w:pPr>
         <w:rPr>
-          <w:rFonts w:hint="eastAsia"/>
           <w:lang w:eastAsia="zh-CN"/>
         </w:rPr>
       </w:pPr>
@@ -5733,7 +5714,6 @@
       <w:pPr>
         <w:pStyle w:val="2"/>
         <w:rPr>
-          <w:rFonts w:hint="eastAsia"/>
           <w:lang w:eastAsia="zh-CN"/>
         </w:rPr>
       </w:pPr>
@@ -5853,6 +5833,7 @@
         <w:rPr>
           <w:lang w:eastAsia="zh-CN"/>
         </w:rPr>
+        <w:lastRenderedPageBreak/>
         <w:t>帖子通过</w:t>
       </w:r>
       <w:r>
@@ -5971,7 +5952,6 @@
         <w:rPr>
           <w:lang w:eastAsia="zh-CN"/>
         </w:rPr>
-        <w:lastRenderedPageBreak/>
         <w:t>把</w:t>
       </w:r>
       <w:r>
@@ -6468,7 +6448,6 @@
     <w:p>
       <w:pPr>
         <w:rPr>
-          <w:rFonts w:hint="eastAsia"/>
           <w:lang w:eastAsia="zh-CN"/>
         </w:rPr>
       </w:pPr>
@@ -6777,6 +6756,7 @@
         <w:rPr>
           <w:lang w:eastAsia="zh-CN"/>
         </w:rPr>
+        <w:lastRenderedPageBreak/>
         <w:t xml:space="preserve">2. </w:t>
       </w:r>
       <w:r>
@@ -6827,7 +6807,6 @@
           <w:rFonts w:hint="eastAsia"/>
           <w:lang w:eastAsia="zh-CN"/>
         </w:rPr>
-        <w:lastRenderedPageBreak/>
         <w:t>1.</w:t>
       </w:r>
       <w:r>
@@ -7419,6 +7398,7 @@
         <w:rPr>
           <w:lang w:eastAsia="zh-CN"/>
         </w:rPr>
+        <w:lastRenderedPageBreak/>
         <w:t>r/</w:t>
       </w:r>
       <w:proofErr w:type="spellStart"/>
@@ -7559,7 +7539,6 @@
         <w:rPr>
           <w:lang w:eastAsia="zh-CN"/>
         </w:rPr>
-        <w:lastRenderedPageBreak/>
         <w:t>这些帖子并不只是报告</w:t>
       </w:r>
       <w:r>
@@ -8208,6 +8187,7 @@
         <w:rPr>
           <w:lang w:eastAsia="zh-CN"/>
         </w:rPr>
+        <w:lastRenderedPageBreak/>
         <w:t>通过</w:t>
       </w:r>
       <w:proofErr w:type="gramStart"/>
@@ -8335,7 +8315,6 @@
         <w:rPr>
           <w:lang w:eastAsia="zh-CN"/>
         </w:rPr>
-        <w:lastRenderedPageBreak/>
         <w:t>另一些帖子则以</w:t>
       </w:r>
       <w:proofErr w:type="gramStart"/>
@@ -8949,6 +8928,7 @@
           <w:rStyle w:val="a7"/>
           <w:lang w:eastAsia="zh-CN"/>
         </w:rPr>
+        <w:lastRenderedPageBreak/>
         <w:t>可信的理性判断应当能够区分不同原因、识别替代解释，并根据新信息进行修正。</w:t>
       </w:r>
       <w:r>
@@ -8996,7 +8976,6 @@
         <w:rPr>
           <w:lang w:eastAsia="zh-CN"/>
         </w:rPr>
-        <w:lastRenderedPageBreak/>
         <w:t xml:space="preserve">3. </w:t>
       </w:r>
       <w:r>
@@ -9593,6 +9572,7 @@
           <w:bCs/>
           <w:lang w:eastAsia="zh-CN"/>
         </w:rPr>
+        <w:lastRenderedPageBreak/>
         <w:t>不是</w:t>
       </w:r>
       <w:r>
@@ -9676,10 +9656,10 @@
         <w:t>。</w:t>
       </w:r>
     </w:p>
-    <w:p>
-      <w:pPr>
-        <w:rPr>
-          <w:rFonts w:hint="eastAsia"/>
+    <w:bookmarkEnd w:id="0"/>
+    <w:p>
+      <w:pPr>
+        <w:rPr>
           <w:lang w:eastAsia="zh-CN"/>
         </w:rPr>
       </w:pPr>
@@ -10533,6 +10513,119 @@
     </w:lvl>
   </w:abstractNum>
   <w:abstractNum w:abstractNumId="6" w15:restartNumberingAfterBreak="0">
+    <w:nsid w:val="1B78001D"/>
+    <w:multiLevelType w:val="hybridMultilevel"/>
+    <w:tmpl w:val="E7F09EA2"/>
+    <w:lvl w:ilvl="0" w:tplc="04090001">
+      <w:start w:val="1"/>
+      <w:numFmt w:val="bullet"/>
+      <w:lvlText w:val=""/>
+      <w:lvlJc w:val="left"/>
+      <w:pPr>
+        <w:ind w:left="1486" w:hanging="360"/>
+      </w:pPr>
+      <w:rPr>
+        <w:rFonts w:ascii="Symbol" w:hAnsi="Symbol" w:hint="default"/>
+      </w:rPr>
+    </w:lvl>
+    <w:lvl w:ilvl="1" w:tplc="04090003" w:tentative="1">
+      <w:start w:val="1"/>
+      <w:numFmt w:val="bullet"/>
+      <w:lvlText w:val="o"/>
+      <w:lvlJc w:val="left"/>
+      <w:pPr>
+        <w:ind w:left="2206" w:hanging="360"/>
+      </w:pPr>
+      <w:rPr>
+        <w:rFonts w:ascii="Courier New" w:hAnsi="Courier New" w:cs="Courier New" w:hint="default"/>
+      </w:rPr>
+    </w:lvl>
+    <w:lvl w:ilvl="2" w:tplc="04090005" w:tentative="1">
+      <w:start w:val="1"/>
+      <w:numFmt w:val="bullet"/>
+      <w:lvlText w:val=""/>
+      <w:lvlJc w:val="left"/>
+      <w:pPr>
+        <w:ind w:left="2926" w:hanging="360"/>
+      </w:pPr>
+      <w:rPr>
+        <w:rFonts w:ascii="Wingdings" w:hAnsi="Wingdings" w:hint="default"/>
+      </w:rPr>
+    </w:lvl>
+    <w:lvl w:ilvl="3" w:tplc="04090001" w:tentative="1">
+      <w:start w:val="1"/>
+      <w:numFmt w:val="bullet"/>
+      <w:lvlText w:val=""/>
+      <w:lvlJc w:val="left"/>
+      <w:pPr>
+        <w:ind w:left="3646" w:hanging="360"/>
+      </w:pPr>
+      <w:rPr>
+        <w:rFonts w:ascii="Symbol" w:hAnsi="Symbol" w:hint="default"/>
+      </w:rPr>
+    </w:lvl>
+    <w:lvl w:ilvl="4" w:tplc="04090003" w:tentative="1">
+      <w:start w:val="1"/>
+      <w:numFmt w:val="bullet"/>
+      <w:lvlText w:val="o"/>
+      <w:lvlJc w:val="left"/>
+      <w:pPr>
+        <w:ind w:left="4366" w:hanging="360"/>
+      </w:pPr>
+      <w:rPr>
+        <w:rFonts w:ascii="Courier New" w:hAnsi="Courier New" w:cs="Courier New" w:hint="default"/>
+      </w:rPr>
+    </w:lvl>
+    <w:lvl w:ilvl="5" w:tplc="04090005" w:tentative="1">
+      <w:start w:val="1"/>
+      <w:numFmt w:val="bullet"/>
+      <w:lvlText w:val=""/>
+      <w:lvlJc w:val="left"/>
+      <w:pPr>
+        <w:ind w:left="5086" w:hanging="360"/>
+      </w:pPr>
+      <w:rPr>
+        <w:rFonts w:ascii="Wingdings" w:hAnsi="Wingdings" w:hint="default"/>
+      </w:rPr>
+    </w:lvl>
+    <w:lvl w:ilvl="6" w:tplc="04090001" w:tentative="1">
+      <w:start w:val="1"/>
+      <w:numFmt w:val="bullet"/>
+      <w:lvlText w:val=""/>
+      <w:lvlJc w:val="left"/>
+      <w:pPr>
+        <w:ind w:left="5806" w:hanging="360"/>
+      </w:pPr>
+      <w:rPr>
+        <w:rFonts w:ascii="Symbol" w:hAnsi="Symbol" w:hint="default"/>
+      </w:rPr>
+    </w:lvl>
+    <w:lvl w:ilvl="7" w:tplc="04090003" w:tentative="1">
+      <w:start w:val="1"/>
+      <w:numFmt w:val="bullet"/>
+      <w:lvlText w:val="o"/>
+      <w:lvlJc w:val="left"/>
+      <w:pPr>
+        <w:ind w:left="6526" w:hanging="360"/>
+      </w:pPr>
+      <w:rPr>
+        <w:rFonts w:ascii="Courier New" w:hAnsi="Courier New" w:cs="Courier New" w:hint="default"/>
+      </w:rPr>
+    </w:lvl>
+    <w:lvl w:ilvl="8" w:tplc="04090005" w:tentative="1">
+      <w:start w:val="1"/>
+      <w:numFmt w:val="bullet"/>
+      <w:lvlText w:val=""/>
+      <w:lvlJc w:val="left"/>
+      <w:pPr>
+        <w:ind w:left="7246" w:hanging="360"/>
+      </w:pPr>
+      <w:rPr>
+        <w:rFonts w:ascii="Wingdings" w:hAnsi="Wingdings" w:hint="default"/>
+      </w:rPr>
+    </w:lvl>
+  </w:abstractNum>
+  <w:abstractNum w:abstractNumId="7" w15:restartNumberingAfterBreak="0">
     <w:nsid w:val="1DC073DA"/>
     <w:multiLevelType w:val="multilevel"/>
     <w:tmpl w:val="79123D7A"/>
@@ -10681,7 +10774,7 @@
       </w:rPr>
     </w:lvl>
   </w:abstractNum>
-  <w:abstractNum w:abstractNumId="7" w15:restartNumberingAfterBreak="0">
+  <w:abstractNum w:abstractNumId="8" w15:restartNumberingAfterBreak="0">
     <w:nsid w:val="1E4213A1"/>
     <w:multiLevelType w:val="multilevel"/>
     <w:tmpl w:val="5762DCE6"/>
@@ -10830,7 +10923,7 @@
       </w:rPr>
     </w:lvl>
   </w:abstractNum>
-  <w:abstractNum w:abstractNumId="8" w15:restartNumberingAfterBreak="0">
+  <w:abstractNum w:abstractNumId="9" w15:restartNumberingAfterBreak="0">
     <w:nsid w:val="1FC86F79"/>
     <w:multiLevelType w:val="multilevel"/>
     <w:tmpl w:val="6FF0DACE"/>
@@ -10943,7 +11036,7 @@
       </w:pPr>
     </w:lvl>
   </w:abstractNum>
-  <w:abstractNum w:abstractNumId="9" w15:restartNumberingAfterBreak="0">
+  <w:abstractNum w:abstractNumId="10" w15:restartNumberingAfterBreak="0">
     <w:nsid w:val="25EB5731"/>
     <w:multiLevelType w:val="multilevel"/>
     <w:tmpl w:val="6FF0DACE"/>
@@ -11056,7 +11149,7 @@
       </w:pPr>
     </w:lvl>
   </w:abstractNum>
-  <w:abstractNum w:abstractNumId="10" w15:restartNumberingAfterBreak="0">
+  <w:abstractNum w:abstractNumId="11" w15:restartNumberingAfterBreak="0">
     <w:nsid w:val="2A553BEC"/>
     <w:multiLevelType w:val="multilevel"/>
     <w:tmpl w:val="3E386486"/>
@@ -11205,7 +11298,7 @@
       </w:rPr>
     </w:lvl>
   </w:abstractNum>
-  <w:abstractNum w:abstractNumId="11" w15:restartNumberingAfterBreak="0">
+  <w:abstractNum w:abstractNumId="12" w15:restartNumberingAfterBreak="0">
     <w:nsid w:val="2CA628D4"/>
     <w:multiLevelType w:val="multilevel"/>
     <w:tmpl w:val="1A940C24"/>
@@ -11354,7 +11447,7 @@
       </w:rPr>
     </w:lvl>
   </w:abstractNum>
-  <w:abstractNum w:abstractNumId="12" w15:restartNumberingAfterBreak="0">
+  <w:abstractNum w:abstractNumId="13" w15:restartNumberingAfterBreak="0">
     <w:nsid w:val="32A5252F"/>
     <w:multiLevelType w:val="multilevel"/>
     <w:tmpl w:val="4B488492"/>
@@ -11503,7 +11596,7 @@
       </w:rPr>
     </w:lvl>
   </w:abstractNum>
-  <w:abstractNum w:abstractNumId="13" w15:restartNumberingAfterBreak="0">
+  <w:abstractNum w:abstractNumId="14" w15:restartNumberingAfterBreak="0">
     <w:nsid w:val="33673643"/>
     <w:multiLevelType w:val="multilevel"/>
     <w:tmpl w:val="ED5A4ACC"/>
@@ -11652,7 +11745,7 @@
       </w:rPr>
     </w:lvl>
   </w:abstractNum>
-  <w:abstractNum w:abstractNumId="14" w15:restartNumberingAfterBreak="0">
+  <w:abstractNum w:abstractNumId="15" w15:restartNumberingAfterBreak="0">
     <w:nsid w:val="3C734BA1"/>
     <w:multiLevelType w:val="multilevel"/>
     <w:tmpl w:val="38E40ABA"/>
@@ -11801,7 +11894,7 @@
       </w:rPr>
     </w:lvl>
   </w:abstractNum>
-  <w:abstractNum w:abstractNumId="15" w15:restartNumberingAfterBreak="0">
+  <w:abstractNum w:abstractNumId="16" w15:restartNumberingAfterBreak="0">
     <w:nsid w:val="3DF063E4"/>
     <w:multiLevelType w:val="multilevel"/>
     <w:tmpl w:val="6FF0DACE"/>
@@ -11914,7 +12007,7 @@
       </w:pPr>
     </w:lvl>
   </w:abstractNum>
-  <w:abstractNum w:abstractNumId="16" w15:restartNumberingAfterBreak="0">
+  <w:abstractNum w:abstractNumId="17" w15:restartNumberingAfterBreak="0">
     <w:nsid w:val="42DB2010"/>
     <w:multiLevelType w:val="multilevel"/>
     <w:tmpl w:val="591278FC"/>
@@ -12063,7 +12156,7 @@
       </w:rPr>
     </w:lvl>
   </w:abstractNum>
-  <w:abstractNum w:abstractNumId="17" w15:restartNumberingAfterBreak="0">
+  <w:abstractNum w:abstractNumId="18" w15:restartNumberingAfterBreak="0">
     <w:nsid w:val="46683BD6"/>
     <w:multiLevelType w:val="multilevel"/>
     <w:tmpl w:val="6FF0DACE"/>
@@ -12176,7 +12269,7 @@
       </w:pPr>
     </w:lvl>
   </w:abstractNum>
-  <w:abstractNum w:abstractNumId="18" w15:restartNumberingAfterBreak="0">
+  <w:abstractNum w:abstractNumId="19" w15:restartNumberingAfterBreak="0">
     <w:nsid w:val="47205575"/>
     <w:multiLevelType w:val="multilevel"/>
     <w:tmpl w:val="730AE546"/>
@@ -12325,7 +12418,7 @@
       </w:rPr>
     </w:lvl>
   </w:abstractNum>
-  <w:abstractNum w:abstractNumId="19" w15:restartNumberingAfterBreak="0">
+  <w:abstractNum w:abstractNumId="20" w15:restartNumberingAfterBreak="0">
     <w:nsid w:val="508E15EC"/>
     <w:multiLevelType w:val="hybridMultilevel"/>
     <w:tmpl w:val="7A907096"/>
@@ -12438,7 +12531,7 @@
       </w:rPr>
     </w:lvl>
   </w:abstractNum>
-  <w:abstractNum w:abstractNumId="20" w15:restartNumberingAfterBreak="0">
+  <w:abstractNum w:abstractNumId="21" w15:restartNumberingAfterBreak="0">
     <w:nsid w:val="537C7528"/>
     <w:multiLevelType w:val="multilevel"/>
     <w:tmpl w:val="B4047E5E"/>
@@ -12587,7 +12680,7 @@
       </w:rPr>
     </w:lvl>
   </w:abstractNum>
-  <w:abstractNum w:abstractNumId="21" w15:restartNumberingAfterBreak="0">
+  <w:abstractNum w:abstractNumId="22" w15:restartNumberingAfterBreak="0">
     <w:nsid w:val="54660E40"/>
     <w:multiLevelType w:val="multilevel"/>
     <w:tmpl w:val="99E680C0"/>
@@ -12736,7 +12829,7 @@
       </w:rPr>
     </w:lvl>
   </w:abstractNum>
-  <w:abstractNum w:abstractNumId="22" w15:restartNumberingAfterBreak="0">
+  <w:abstractNum w:abstractNumId="23" w15:restartNumberingAfterBreak="0">
     <w:nsid w:val="55556BA4"/>
     <w:multiLevelType w:val="multilevel"/>
     <w:tmpl w:val="7FC40D20"/>
@@ -12885,7 +12978,7 @@
       </w:rPr>
     </w:lvl>
   </w:abstractNum>
-  <w:abstractNum w:abstractNumId="23" w15:restartNumberingAfterBreak="0">
+  <w:abstractNum w:abstractNumId="24" w15:restartNumberingAfterBreak="0">
     <w:nsid w:val="5853249F"/>
     <w:multiLevelType w:val="multilevel"/>
     <w:tmpl w:val="55E6AEA6"/>
@@ -13034,7 +13127,7 @@
       </w:rPr>
     </w:lvl>
   </w:abstractNum>
-  <w:abstractNum w:abstractNumId="24" w15:restartNumberingAfterBreak="0">
+  <w:abstractNum w:abstractNumId="25" w15:restartNumberingAfterBreak="0">
     <w:nsid w:val="59804A77"/>
     <w:multiLevelType w:val="multilevel"/>
     <w:tmpl w:val="6FF0DACE"/>
@@ -13147,7 +13240,7 @@
       </w:pPr>
     </w:lvl>
   </w:abstractNum>
-  <w:abstractNum w:abstractNumId="25" w15:restartNumberingAfterBreak="0">
+  <w:abstractNum w:abstractNumId="26" w15:restartNumberingAfterBreak="0">
     <w:nsid w:val="5D055ECC"/>
     <w:multiLevelType w:val="hybridMultilevel"/>
     <w:tmpl w:val="E84C73DA"/>
@@ -13260,7 +13353,7 @@
       </w:rPr>
     </w:lvl>
   </w:abstractNum>
-  <w:abstractNum w:abstractNumId="26" w15:restartNumberingAfterBreak="0">
+  <w:abstractNum w:abstractNumId="27" w15:restartNumberingAfterBreak="0">
     <w:nsid w:val="6CEA0B69"/>
     <w:multiLevelType w:val="multilevel"/>
     <w:tmpl w:val="6FF0DACE"/>
@@ -13373,7 +13466,120 @@
       </w:pPr>
     </w:lvl>
   </w:abstractNum>
-  <w:abstractNum w:abstractNumId="27" w15:restartNumberingAfterBreak="0">
+  <w:abstractNum w:abstractNumId="28" w15:restartNumberingAfterBreak="0">
+    <w:nsid w:val="73792927"/>
+    <w:multiLevelType w:val="hybridMultilevel"/>
+    <w:tmpl w:val="034031E4"/>
+    <w:lvl w:ilvl="0" w:tplc="04090001">
+      <w:start w:val="1"/>
+      <w:numFmt w:val="bullet"/>
+      <w:lvlText w:val=""/>
+      <w:lvlJc w:val="left"/>
+      <w:pPr>
+        <w:ind w:left="720" w:hanging="360"/>
+      </w:pPr>
+      <w:rPr>
+        <w:rFonts w:ascii="Symbol" w:hAnsi="Symbol" w:hint="default"/>
+      </w:rPr>
+    </w:lvl>
+    <w:lvl w:ilvl="1" w:tplc="04090003" w:tentative="1">
+      <w:start w:val="1"/>
+      <w:numFmt w:val="bullet"/>
+      <w:lvlText w:val="o"/>
+      <w:lvlJc w:val="left"/>
+      <w:pPr>
+        <w:ind w:left="1440" w:hanging="360"/>
+      </w:pPr>
+      <w:rPr>
+        <w:rFonts w:ascii="Courier New" w:hAnsi="Courier New" w:cs="Courier New" w:hint="default"/>
+      </w:rPr>
+    </w:lvl>
+    <w:lvl w:ilvl="2" w:tplc="04090005" w:tentative="1">
+      <w:start w:val="1"/>
+      <w:numFmt w:val="bullet"/>
+      <w:lvlText w:val=""/>
+      <w:lvlJc w:val="left"/>
+      <w:pPr>
+        <w:ind w:left="2160" w:hanging="360"/>
+      </w:pPr>
+      <w:rPr>
+        <w:rFonts w:ascii="Wingdings" w:hAnsi="Wingdings" w:hint="default"/>
+      </w:rPr>
+    </w:lvl>
+    <w:lvl w:ilvl="3" w:tplc="04090001" w:tentative="1">
+      <w:start w:val="1"/>
+      <w:numFmt w:val="bullet"/>
+      <w:lvlText w:val=""/>
+      <w:lvlJc w:val="left"/>
+      <w:pPr>
+        <w:ind w:left="2880" w:hanging="360"/>
+      </w:pPr>
+      <w:rPr>
+        <w:rFonts w:ascii="Symbol" w:hAnsi="Symbol" w:hint="default"/>
+      </w:rPr>
+    </w:lvl>
+    <w:lvl w:ilvl="4" w:tplc="04090003" w:tentative="1">
+      <w:start w:val="1"/>
+      <w:numFmt w:val="bullet"/>
+      <w:lvlText w:val="o"/>
+      <w:lvlJc w:val="left"/>
+      <w:pPr>
+        <w:ind w:left="3600" w:hanging="360"/>
+      </w:pPr>
+      <w:rPr>
+        <w:rFonts w:ascii="Courier New" w:hAnsi="Courier New" w:cs="Courier New" w:hint="default"/>
+      </w:rPr>
+    </w:lvl>
+    <w:lvl w:ilvl="5" w:tplc="04090005" w:tentative="1">
+      <w:start w:val="1"/>
+      <w:numFmt w:val="bullet"/>
+      <w:lvlText w:val=""/>
+      <w:lvlJc w:val="left"/>
+      <w:pPr>
+        <w:ind w:left="4320" w:hanging="360"/>
+      </w:pPr>
+      <w:rPr>
+        <w:rFonts w:ascii="Wingdings" w:hAnsi="Wingdings" w:hint="default"/>
+      </w:rPr>
+    </w:lvl>
+    <w:lvl w:ilvl="6" w:tplc="04090001" w:tentative="1">
+      <w:start w:val="1"/>
+      <w:numFmt w:val="bullet"/>
+      <w:lvlText w:val=""/>
+      <w:lvlJc w:val="left"/>
+      <w:pPr>
+        <w:ind w:left="5040" w:hanging="360"/>
+      </w:pPr>
+      <w:rPr>
+        <w:rFonts w:ascii="Symbol" w:hAnsi="Symbol" w:hint="default"/>
+      </w:rPr>
+    </w:lvl>
+    <w:lvl w:ilvl="7" w:tplc="04090003" w:tentative="1">
+      <w:start w:val="1"/>
+      <w:numFmt w:val="bullet"/>
+      <w:lvlText w:val="o"/>
+      <w:lvlJc w:val="left"/>
+      <w:pPr>
+        <w:ind w:left="5760" w:hanging="360"/>
+      </w:pPr>
+      <w:rPr>
+        <w:rFonts w:ascii="Courier New" w:hAnsi="Courier New" w:cs="Courier New" w:hint="default"/>
+      </w:rPr>
+    </w:lvl>
+    <w:lvl w:ilvl="8" w:tplc="04090005" w:tentative="1">
+      <w:start w:val="1"/>
+      <w:numFmt w:val="bullet"/>
+      <w:lvlText w:val=""/>
+      <w:lvlJc w:val="left"/>
+      <w:pPr>
+        <w:ind w:left="6480" w:hanging="360"/>
+      </w:pPr>
+      <w:rPr>
+        <w:rFonts w:ascii="Wingdings" w:hAnsi="Wingdings" w:hint="default"/>
+      </w:rPr>
+    </w:lvl>
+  </w:abstractNum>
+  <w:abstractNum w:abstractNumId="29" w15:restartNumberingAfterBreak="0">
     <w:nsid w:val="7FE309B0"/>
     <w:multiLevelType w:val="multilevel"/>
     <w:tmpl w:val="CC0A1638"/>
@@ -13523,19 +13729,19 @@
     </w:lvl>
   </w:abstractNum>
   <w:num w:numId="1" w16cid:durableId="1789930351">
-    <w:abstractNumId w:val="25"/>
+    <w:abstractNumId w:val="26"/>
   </w:num>
   <w:num w:numId="2" w16cid:durableId="2028755205">
-    <w:abstractNumId w:val="14"/>
+    <w:abstractNumId w:val="15"/>
   </w:num>
   <w:num w:numId="3" w16cid:durableId="1904372042">
-    <w:abstractNumId w:val="22"/>
+    <w:abstractNumId w:val="23"/>
   </w:num>
   <w:num w:numId="4" w16cid:durableId="634943055">
-    <w:abstractNumId w:val="19"/>
+    <w:abstractNumId w:val="20"/>
   </w:num>
   <w:num w:numId="5" w16cid:durableId="252666004">
-    <w:abstractNumId w:val="11"/>
+    <w:abstractNumId w:val="12"/>
   </w:num>
   <w:num w:numId="6" w16cid:durableId="1474520135">
     <w:abstractNumId w:val="1"/>
@@ -13544,67 +13750,73 @@
     <w:abstractNumId w:val="2"/>
   </w:num>
   <w:num w:numId="8" w16cid:durableId="1883130386">
-    <w:abstractNumId w:val="15"/>
+    <w:abstractNumId w:val="16"/>
   </w:num>
   <w:num w:numId="9" w16cid:durableId="406459623">
     <w:abstractNumId w:val="0"/>
   </w:num>
   <w:num w:numId="10" w16cid:durableId="2004551339">
-    <w:abstractNumId w:val="6"/>
+    <w:abstractNumId w:val="7"/>
   </w:num>
   <w:num w:numId="11" w16cid:durableId="1057825797">
     <w:abstractNumId w:val="3"/>
   </w:num>
   <w:num w:numId="12" w16cid:durableId="1706903061">
-    <w:abstractNumId w:val="16"/>
+    <w:abstractNumId w:val="17"/>
   </w:num>
   <w:num w:numId="13" w16cid:durableId="1460147734">
+    <w:abstractNumId w:val="29"/>
+  </w:num>
+  <w:num w:numId="14" w16cid:durableId="1674838504">
     <w:abstractNumId w:val="27"/>
   </w:num>
-  <w:num w:numId="14" w16cid:durableId="1674838504">
-    <w:abstractNumId w:val="26"/>
-  </w:num>
   <w:num w:numId="15" w16cid:durableId="1552307210">
-    <w:abstractNumId w:val="23"/>
+    <w:abstractNumId w:val="24"/>
   </w:num>
   <w:num w:numId="16" w16cid:durableId="1461454264">
+    <w:abstractNumId w:val="22"/>
+  </w:num>
+  <w:num w:numId="17" w16cid:durableId="1001853337">
     <w:abstractNumId w:val="21"/>
   </w:num>
-  <w:num w:numId="17" w16cid:durableId="1001853337">
-    <w:abstractNumId w:val="20"/>
-  </w:num>
   <w:num w:numId="18" w16cid:durableId="648438961">
-    <w:abstractNumId w:val="18"/>
+    <w:abstractNumId w:val="19"/>
   </w:num>
   <w:num w:numId="19" w16cid:durableId="659772778">
-    <w:abstractNumId w:val="12"/>
+    <w:abstractNumId w:val="13"/>
   </w:num>
   <w:num w:numId="20" w16cid:durableId="1154761996">
     <w:abstractNumId w:val="4"/>
   </w:num>
   <w:num w:numId="21" w16cid:durableId="922688202">
-    <w:abstractNumId w:val="17"/>
+    <w:abstractNumId w:val="18"/>
   </w:num>
   <w:num w:numId="22" w16cid:durableId="1868712168">
     <w:abstractNumId w:val="5"/>
   </w:num>
   <w:num w:numId="23" w16cid:durableId="27336310">
+    <w:abstractNumId w:val="11"/>
+  </w:num>
+  <w:num w:numId="24" w16cid:durableId="109477558">
+    <w:abstractNumId w:val="14"/>
+  </w:num>
+  <w:num w:numId="25" w16cid:durableId="1822967966">
+    <w:abstractNumId w:val="25"/>
+  </w:num>
+  <w:num w:numId="26" w16cid:durableId="1467627123">
+    <w:abstractNumId w:val="9"/>
+  </w:num>
+  <w:num w:numId="27" w16cid:durableId="1046569126">
     <w:abstractNumId w:val="10"/>
   </w:num>
-  <w:num w:numId="24" w16cid:durableId="109477558">
-    <w:abstractNumId w:val="13"/>
-  </w:num>
-  <w:num w:numId="25" w16cid:durableId="1822967966">
-    <w:abstractNumId w:val="24"/>
-  </w:num>
-  <w:num w:numId="26" w16cid:durableId="1467627123">
+  <w:num w:numId="28" w16cid:durableId="288097325">
     <w:abstractNumId w:val="8"/>
   </w:num>
-  <w:num w:numId="27" w16cid:durableId="1046569126">
-    <w:abstractNumId w:val="9"/>
+  <w:num w:numId="29" w16cid:durableId="107626266">
+    <w:abstractNumId w:val="6"/>
   </w:num>
-  <w:num w:numId="28" w16cid:durableId="288097325">
-    <w:abstractNumId w:val="7"/>
+  <w:num w:numId="30" w16cid:durableId="1743987656">
+    <w:abstractNumId w:val="28"/>
   </w:num>
 </w:numbering>
 </file>

--- a/analysis/result_first_round.docx
+++ b/analysis/result_first_round.docx
@@ -3081,13 +3081,6 @@
           <w:lang w:eastAsia="zh-CN"/>
         </w:rPr>
       </w:pPr>
-      <w:r>
-        <w:rPr>
-          <w:rFonts w:hint="eastAsia"/>
-          <w:lang w:eastAsia="zh-CN"/>
-        </w:rPr>
-        <w:t>(</w:t>
-      </w:r>
       <w:r>
         <w:rPr>
           <w:lang w:eastAsia="zh-CN"/>
